--- a/보관본/러시아 인권변호사/Word/6부/6부_5화_지방_순회_유세.docx
+++ b/보관본/러시아 인권변호사/Word/6부/6부_5화_지방_순회_유세.docx
@@ -1603,7 +1603,7 @@
           <w:i w:val="0"/>
           <w:sz w:val="22"/>
         </w:rPr>
-        <w:t>Алексей Николаевич, я родился уже после суда над Ольгой Нестеровой. Знаю её только по рассказам.</w:t>
+        <w:t>Алексей Николаевич, я был ещё ребёнком, когда судили Ольгу Нестерову. Знаю её только по рассказам.</w:t>
       </w:r>
     </w:p>
     <w:p>
@@ -3310,7 +3310,7 @@
           <w:i w:val="0"/>
           <w:sz w:val="22"/>
         </w:rPr>
-        <w:t xml:space="preserve"> — 한국어 해설: "빚은 갚아야 제맛"이라는 뜻의 널리 쓰이는 속담. 갈리나가 파이를 내밀며 "네가 우리에게 환기 장치를 찾아 줬으니 우리는 파이로 갚는다"고 말한다. 1부에서 료샤가 시브자보드 노동자들을 위해 싸운 일을 소박한 부엌의 셈법으로 되갚는, 노동자 가족다운 인사다 (장면 3).</w:t>
+        <w:t xml:space="preserve"> — 한국어 해설: "빚은 갚아야 제맛"이라는 뜻의 속담. 갈리나가 파이를 내밀며 "네가 우리에게 환기 장치를 찾아 줬으니 우리는 파이로 갚는다"고 말한다. 1부에서 료샤가 시브자보드 노동자들을 위해 싸운 일을 소박한 부엌의 셈법으로 되갚는, 노동자 가족다운 인사다 (장면 3).</w:t>
       </w:r>
     </w:p>
     <w:p>

--- a/보관본/러시아 인권변호사/Word/6부/6부_5화_지방_순회_유세.docx
+++ b/보관본/러시아 인권변호사/Word/6부/6부_5화_지방_순회_유세.docx
@@ -36,7 +36,7 @@
           <w:i w:val="0"/>
           <w:sz w:val="22"/>
         </w:rPr>
-        <w:t>알렉세이 “료샤” 오를로프(대통령, 재선 후보) / 이리나 올레고브나 마르첸코(대통령 보좌관) / 카탸 리시나(비서실장) / 류드밀라 이고레브나 사프로노바(노보크루츠크, 「Сибзавод」 사고 희생자의 미망인) / 세묜 이바노비치 두빈(「Сибзавод」 노동자) / 갈리나 페트로브나 두빈(세묜의 아내) / 마리나 드미트리예브나 쿠즈네초바(「Новтекс」 노동자) / 미하일 예고로비치(촐칸족 원로, 타이볼라) / 촐칸족 청년 / 「Сибзавод」 노동자 세 사람(단역) / 아르툠 이고레비치 코발추크(포퓰리스트 후보) / 키릴 안드레예비치 스미르노프(국가재정투명성청장, 화상통화) / 아나스타시야(나스탸) 드미트리예브나(투명성청 부청장, 화상통화) / 기자 / 앵커 / 분석가</w:t>
+        <w:t>알렉세이 “료샤” 오를로프(대통령, 재선 후보) / 이리나 올레고브나 마르첸코(대통령 보좌관) / 카탸 리시나(비서실장) / 류드밀라 이고레브나 사프로노바(노보크루츠크, 「Сибзавод」 사고 희생자의 미망인) / 세묜 이바노비치 두빈(「Сибзавод」 노동자) / 갈리나 페트로브나 두빈(세묜의 아내) / 마리나 드미트리예브나 쿠즈네초바(「Новтекс」 노동자) / 미하일 예고로비치(촐칸족 원로, 타이볼라) / 촐칸족 청년 / 「Сибзавод」 노동자 세 사람(단역) / 아르툠 이고레비치 코발추크(포퓰리스트 후보) / 키릴 안드레예비치 스미르노프(국가재정투명성청장, 화상통화) / 아나스타시야(나스탸) 드미트리예브나(투명성청 부청장, 화상통화) / 기자 / 앵커 / 분석가 / 막심 이고레비치 볼딘(경호팀장) / 역 매점 판매원 / 열차 차장 / 호텔 관리인(단역)</w:t>
       </w:r>
     </w:p>
     <w:p>
@@ -1285,153 +1285,13 @@
           <w:color w:val="1F3864"/>
           <w:sz w:val="26"/>
         </w:rPr>
-        <w:t>장면 7 — 타이볼라 도착</w:t>
+        <w:t>장면 7 — 야간열차와 새벽의 호텔</w:t>
       </w:r>
     </w:p>
     <w:p>
       <w:pPr>
         <w:spacing w:before="0" w:after="110" w:line="300" w:lineRule="auto"/>
       </w:pPr>
-      <w:r>
-        <w:rPr>
-          <w:rFonts w:ascii="Times New Roman" w:hAnsi="Times New Roman" w:eastAsia="Malgun Gothic"/>
-          <w:b/>
-          <w:i w:val="0"/>
-          <w:sz w:val="22"/>
-        </w:rPr>
-        <w:t xml:space="preserve">Михаил: </w:t>
-      </w:r>
-      <w:r>
-        <w:rPr>
-          <w:rFonts w:ascii="Times New Roman" w:hAnsi="Times New Roman" w:eastAsia="Malgun Gothic"/>
-          <w:b w:val="0"/>
-          <w:i w:val="0"/>
-          <w:sz w:val="22"/>
-        </w:rPr>
-        <w:t>Алексей Николаевич! Дошли наконец и до нас!</w:t>
-      </w:r>
-    </w:p>
-    <w:p>
-      <w:pPr>
-        <w:spacing w:before="0" w:after="110" w:line="300" w:lineRule="auto"/>
-      </w:pPr>
-      <w:r>
-        <w:rPr>
-          <w:rFonts w:ascii="Times New Roman" w:hAnsi="Times New Roman" w:eastAsia="Malgun Gothic"/>
-          <w:b/>
-          <w:i w:val="0"/>
-          <w:sz w:val="22"/>
-        </w:rPr>
-        <w:t xml:space="preserve">Лёша: </w:t>
-      </w:r>
-      <w:r>
-        <w:rPr>
-          <w:rFonts w:ascii="Times New Roman" w:hAnsi="Times New Roman" w:eastAsia="Malgun Gothic"/>
-          <w:b w:val="0"/>
-          <w:i w:val="0"/>
-          <w:sz w:val="22"/>
-        </w:rPr>
-        <w:t>Михаил Егорович! Простите, что так долго.</w:t>
-      </w:r>
-    </w:p>
-    <w:p>
-      <w:pPr>
-        <w:spacing w:before="0" w:after="110" w:line="300" w:lineRule="auto"/>
-      </w:pPr>
-      <w:r>
-        <w:rPr>
-          <w:rFonts w:ascii="Times New Roman" w:hAnsi="Times New Roman" w:eastAsia="Malgun Gothic"/>
-          <w:b/>
-          <w:i w:val="0"/>
-          <w:sz w:val="22"/>
-        </w:rPr>
-        <w:t xml:space="preserve">Михаил: </w:t>
-      </w:r>
-      <w:r>
-        <w:rPr>
-          <w:rFonts w:ascii="Times New Roman" w:hAnsi="Times New Roman" w:eastAsia="Malgun Gothic"/>
-          <w:b w:val="0"/>
-          <w:i w:val="0"/>
-          <w:sz w:val="22"/>
-        </w:rPr>
-        <w:t>Прощаю. Лес стоит. После того решения суда ни одна машина сюда больше не заходила — лицензию аннулировали окончательно.</w:t>
-      </w:r>
-    </w:p>
-    <w:p>
-      <w:pPr>
-        <w:spacing w:before="0" w:after="110" w:line="300" w:lineRule="auto"/>
-      </w:pPr>
-      <w:r>
-        <w:rPr>
-          <w:rFonts w:ascii="Times New Roman" w:hAnsi="Times New Roman" w:eastAsia="Malgun Gothic"/>
-          <w:b/>
-          <w:i w:val="0"/>
-          <w:sz w:val="22"/>
-        </w:rPr>
-        <w:t xml:space="preserve">Лёша: </w:t>
-      </w:r>
-      <w:r>
-        <w:rPr>
-          <w:rFonts w:ascii="Times New Roman" w:hAnsi="Times New Roman" w:eastAsia="Malgun Gothic"/>
-          <w:b w:val="0"/>
-          <w:i w:val="0"/>
-          <w:sz w:val="22"/>
-        </w:rPr>
-        <w:t>Ольга Викторовна была бы счастлива.</w:t>
-      </w:r>
-    </w:p>
-    <w:p>
-      <w:pPr>
-        <w:spacing w:before="0" w:after="110" w:line="300" w:lineRule="auto"/>
-      </w:pPr>
-      <w:r>
-        <w:rPr>
-          <w:rFonts w:ascii="Times New Roman" w:hAnsi="Times New Roman" w:eastAsia="Malgun Gothic"/>
-          <w:b/>
-          <w:i w:val="0"/>
-          <w:sz w:val="22"/>
-        </w:rPr>
-        <w:t xml:space="preserve">Михаил: </w:t>
-      </w:r>
-      <w:r>
-        <w:rPr>
-          <w:rFonts w:ascii="Times New Roman" w:hAnsi="Times New Roman" w:eastAsia="Malgun Gothic"/>
-          <w:b w:val="0"/>
-          <w:i w:val="0"/>
-          <w:sz w:val="22"/>
-        </w:rPr>
-        <w:t>Была бы. Идёмте, покажу землю, которую она отстояла.</w:t>
-      </w:r>
-    </w:p>
-    <w:p>
-      <w:pPr>
-        <w:keepNext/>
-        <w:spacing w:before="320" w:after="140"/>
-      </w:pPr>
-      <w:r>
-        <w:rPr>
-          <w:rFonts w:ascii="Times New Roman" w:hAnsi="Times New Roman" w:eastAsia="Malgun Gothic"/>
-          <w:b/>
-          <w:i w:val="0"/>
-          <w:color w:val="1F3864"/>
-          <w:sz w:val="26"/>
-        </w:rPr>
-        <w:t>장면 8 — 타이볼라 숲</w:t>
-      </w:r>
-    </w:p>
-    <w:p>
-      <w:pPr>
-        <w:spacing w:before="0" w:after="110" w:line="300" w:lineRule="auto"/>
-      </w:pPr>
-      <w:r>
-        <w:rPr>
-          <w:rFonts w:ascii="Times New Roman" w:hAnsi="Times New Roman" w:eastAsia="Malgun Gothic"/>
-          <w:b/>
-          <w:i w:val="0"/>
-          <w:sz w:val="22"/>
-        </w:rPr>
-        <w:t xml:space="preserve">Михаил: </w:t>
-      </w:r>
       <w:r>
         <w:rPr>
           <w:rFonts w:ascii="Times New Roman" w:hAnsi="Times New Roman" w:eastAsia="Malgun Gothic"/>
@@ -1440,16 +1300,7 @@
           <w:color w:val="555555"/>
           <w:sz w:val="22"/>
         </w:rPr>
-        <w:t>(показывая на опушку)</w:t>
-      </w:r>
-      <w:r>
-        <w:rPr>
-          <w:rFonts w:ascii="Times New Roman" w:hAnsi="Times New Roman" w:eastAsia="Malgun Gothic"/>
-          <w:b w:val="0"/>
-          <w:i w:val="0"/>
-          <w:sz w:val="22"/>
-        </w:rPr>
-        <w:t xml:space="preserve"> Вот здесь стояла техника «Литвиновметалла» в тот день, когда её арестовали.</w:t>
+        <w:t>(Вечер, вокзал Новокруцка. К поезду на Тайболу прицеплен отдельный вагон для делегации. До отправления двадцать минут; Болдин с охраной на перроне.)</w:t>
       </w:r>
     </w:p>
     <w:p>
@@ -1463,384 +1314,7 @@
           <w:i w:val="0"/>
           <w:sz w:val="22"/>
         </w:rPr>
-        <w:t xml:space="preserve">Лёша: </w:t>
-      </w:r>
-      <w:r>
-        <w:rPr>
-          <w:rFonts w:ascii="Times New Roman" w:hAnsi="Times New Roman" w:eastAsia="Malgun Gothic"/>
-          <w:b w:val="0"/>
-          <w:i w:val="0"/>
-          <w:sz w:val="22"/>
-        </w:rPr>
-        <w:t>Странное чувство — видеть покой там, где когда-то шла война за каждый метр.</w:t>
-      </w:r>
-    </w:p>
-    <w:p>
-      <w:pPr>
-        <w:spacing w:before="0" w:after="110" w:line="300" w:lineRule="auto"/>
-      </w:pPr>
-      <w:r>
-        <w:rPr>
-          <w:rFonts w:ascii="Times New Roman" w:hAnsi="Times New Roman" w:eastAsia="Malgun Gothic"/>
-          <w:b/>
-          <w:i w:val="0"/>
-          <w:sz w:val="22"/>
-        </w:rPr>
         <w:t xml:space="preserve">Ирина: </w:t>
-      </w:r>
-      <w:r>
-        <w:rPr>
-          <w:rFonts w:ascii="Times New Roman" w:hAnsi="Times New Roman" w:eastAsia="Malgun Gothic"/>
-          <w:b w:val="0"/>
-          <w:i w:val="0"/>
-          <w:sz w:val="22"/>
-        </w:rPr>
-        <w:t>Хороший вид на то, ради чего всё было.</w:t>
-      </w:r>
-    </w:p>
-    <w:p>
-      <w:pPr>
-        <w:spacing w:before="0" w:after="110" w:line="300" w:lineRule="auto"/>
-      </w:pPr>
-      <w:r>
-        <w:rPr>
-          <w:rFonts w:ascii="Times New Roman" w:hAnsi="Times New Roman" w:eastAsia="Malgun Gothic"/>
-          <w:b/>
-          <w:i w:val="0"/>
-          <w:sz w:val="22"/>
-        </w:rPr>
-        <w:t xml:space="preserve">Михаил: </w:t>
-      </w:r>
-      <w:r>
-        <w:rPr>
-          <w:rFonts w:ascii="Times New Roman" w:hAnsi="Times New Roman" w:eastAsia="Malgun Gothic"/>
-          <w:b w:val="0"/>
-          <w:i w:val="0"/>
-          <w:sz w:val="22"/>
-        </w:rPr>
-        <w:t>Дети наши теперь сюда за грибами ходят. Историю учат не по учебникам — по земле, которую отстояли их деды.</w:t>
-      </w:r>
-    </w:p>
-    <w:p>
-      <w:pPr>
-        <w:spacing w:before="0" w:after="110" w:line="300" w:lineRule="auto"/>
-      </w:pPr>
-      <w:r>
-        <w:rPr>
-          <w:rFonts w:ascii="Times New Roman" w:hAnsi="Times New Roman" w:eastAsia="Malgun Gothic"/>
-          <w:b/>
-          <w:i w:val="0"/>
-          <w:sz w:val="22"/>
-        </w:rPr>
-        <w:t xml:space="preserve">Лёша: </w:t>
-      </w:r>
-      <w:r>
-        <w:rPr>
-          <w:rFonts w:ascii="Times New Roman" w:hAnsi="Times New Roman" w:eastAsia="Malgun Gothic"/>
-          <w:b w:val="0"/>
-          <w:i w:val="0"/>
-          <w:sz w:val="22"/>
-        </w:rPr>
-        <w:t>Решение суда — это бумага. А вот это — живой лес. Бумага нужна, чтобы лес остался.</w:t>
-      </w:r>
-    </w:p>
-    <w:p>
-      <w:pPr>
-        <w:spacing w:before="0" w:after="110" w:line="300" w:lineRule="auto"/>
-      </w:pPr>
-      <w:r>
-        <w:rPr>
-          <w:rFonts w:ascii="Times New Roman" w:hAnsi="Times New Roman" w:eastAsia="Malgun Gothic"/>
-          <w:b/>
-          <w:i w:val="0"/>
-          <w:sz w:val="22"/>
-        </w:rPr>
-        <w:t xml:space="preserve">Михаил: </w:t>
-      </w:r>
-      <w:r>
-        <w:rPr>
-          <w:rFonts w:ascii="Times New Roman" w:hAnsi="Times New Roman" w:eastAsia="Malgun Gothic"/>
-          <w:b w:val="0"/>
-          <w:i w:val="0"/>
-          <w:sz w:val="22"/>
-        </w:rPr>
-        <w:t>Ольга Викторовна так и говорила: закон — это забор, а не сад. Сад растим мы сами.</w:t>
-      </w:r>
-    </w:p>
-    <w:p>
-      <w:pPr>
-        <w:keepNext/>
-        <w:spacing w:before="320" w:after="140"/>
-      </w:pPr>
-      <w:r>
-        <w:rPr>
-          <w:rFonts w:ascii="Times New Roman" w:hAnsi="Times New Roman" w:eastAsia="Malgun Gothic"/>
-          <w:b/>
-          <w:i w:val="0"/>
-          <w:color w:val="1F3864"/>
-          <w:sz w:val="26"/>
-        </w:rPr>
-        <w:t>장면 9 — 젊은 세대와의 대화</w:t>
-      </w:r>
-    </w:p>
-    <w:p>
-      <w:pPr>
-        <w:spacing w:before="0" w:after="110" w:line="300" w:lineRule="auto"/>
-      </w:pPr>
-      <w:r>
-        <w:rPr>
-          <w:rFonts w:ascii="Times New Roman" w:hAnsi="Times New Roman" w:eastAsia="Malgun Gothic"/>
-          <w:b/>
-          <w:i w:val="0"/>
-          <w:sz w:val="22"/>
-        </w:rPr>
-        <w:t xml:space="preserve">Молодой чолкан: </w:t>
-      </w:r>
-      <w:r>
-        <w:rPr>
-          <w:rFonts w:ascii="Times New Roman" w:hAnsi="Times New Roman" w:eastAsia="Malgun Gothic"/>
-          <w:b w:val="0"/>
-          <w:i w:val="0"/>
-          <w:sz w:val="22"/>
-        </w:rPr>
-        <w:t>Алексей Николаевич, я был ещё ребёнком, когда судили Ольгу Нестерову. Знаю её только по рассказам.</w:t>
-      </w:r>
-    </w:p>
-    <w:p>
-      <w:pPr>
-        <w:spacing w:before="0" w:after="110" w:line="300" w:lineRule="auto"/>
-      </w:pPr>
-      <w:r>
-        <w:rPr>
-          <w:rFonts w:ascii="Times New Roman" w:hAnsi="Times New Roman" w:eastAsia="Malgun Gothic"/>
-          <w:b/>
-          <w:i w:val="0"/>
-          <w:sz w:val="22"/>
-        </w:rPr>
-        <w:t xml:space="preserve">Лёша: </w:t>
-      </w:r>
-      <w:r>
-        <w:rPr>
-          <w:rFonts w:ascii="Times New Roman" w:hAnsi="Times New Roman" w:eastAsia="Malgun Gothic"/>
-          <w:b w:val="0"/>
-          <w:i w:val="0"/>
-          <w:sz w:val="22"/>
-        </w:rPr>
-        <w:t>Какой она была, по рассказам?</w:t>
-      </w:r>
-    </w:p>
-    <w:p>
-      <w:pPr>
-        <w:spacing w:before="0" w:after="110" w:line="300" w:lineRule="auto"/>
-      </w:pPr>
-      <w:r>
-        <w:rPr>
-          <w:rFonts w:ascii="Times New Roman" w:hAnsi="Times New Roman" w:eastAsia="Malgun Gothic"/>
-          <w:b/>
-          <w:i w:val="0"/>
-          <w:sz w:val="22"/>
-        </w:rPr>
-        <w:t xml:space="preserve">Молодой чолкан: </w:t>
-      </w:r>
-      <w:r>
-        <w:rPr>
-          <w:rFonts w:ascii="Times New Roman" w:hAnsi="Times New Roman" w:eastAsia="Malgun Gothic"/>
-          <w:b w:val="0"/>
-          <w:i w:val="0"/>
-          <w:sz w:val="22"/>
-        </w:rPr>
-        <w:t>Бесстрашной. Мама говорит, после её ареста весь посёлок будто проснулся.</w:t>
-      </w:r>
-    </w:p>
-    <w:p>
-      <w:pPr>
-        <w:spacing w:before="0" w:after="110" w:line="300" w:lineRule="auto"/>
-      </w:pPr>
-      <w:r>
-        <w:rPr>
-          <w:rFonts w:ascii="Times New Roman" w:hAnsi="Times New Roman" w:eastAsia="Malgun Gothic"/>
-          <w:b/>
-          <w:i w:val="0"/>
-          <w:sz w:val="22"/>
-        </w:rPr>
-        <w:t xml:space="preserve">Лёша: </w:t>
-      </w:r>
-      <w:r>
-        <w:rPr>
-          <w:rFonts w:ascii="Times New Roman" w:hAnsi="Times New Roman" w:eastAsia="Malgun Gothic"/>
-          <w:b w:val="0"/>
-          <w:i w:val="0"/>
-          <w:sz w:val="22"/>
-        </w:rPr>
-        <w:t>Похоже на правду.</w:t>
-      </w:r>
-    </w:p>
-    <w:p>
-      <w:pPr>
-        <w:spacing w:before="0" w:after="110" w:line="300" w:lineRule="auto"/>
-      </w:pPr>
-      <w:r>
-        <w:rPr>
-          <w:rFonts w:ascii="Times New Roman" w:hAnsi="Times New Roman" w:eastAsia="Malgun Gothic"/>
-          <w:b/>
-          <w:i w:val="0"/>
-          <w:sz w:val="22"/>
-        </w:rPr>
-        <w:t xml:space="preserve">Молодой чолкан: </w:t>
-      </w:r>
-      <w:r>
-        <w:rPr>
-          <w:rFonts w:ascii="Times New Roman" w:hAnsi="Times New Roman" w:eastAsia="Malgun Gothic"/>
-          <w:b w:val="0"/>
-          <w:i w:val="0"/>
-          <w:sz w:val="22"/>
-        </w:rPr>
-        <w:t>Хочу изучать право, как она. Как вы.</w:t>
-      </w:r>
-    </w:p>
-    <w:p>
-      <w:pPr>
-        <w:spacing w:before="0" w:after="110" w:line="300" w:lineRule="auto"/>
-      </w:pPr>
-      <w:r>
-        <w:rPr>
-          <w:rFonts w:ascii="Times New Roman" w:hAnsi="Times New Roman" w:eastAsia="Malgun Gothic"/>
-          <w:b/>
-          <w:i w:val="0"/>
-          <w:sz w:val="22"/>
-        </w:rPr>
-        <w:t xml:space="preserve">Лёша: </w:t>
-      </w:r>
-      <w:r>
-        <w:rPr>
-          <w:rFonts w:ascii="Times New Roman" w:hAnsi="Times New Roman" w:eastAsia="Malgun Gothic"/>
-          <w:b w:val="0"/>
-          <w:i w:val="0"/>
-          <w:sz w:val="22"/>
-        </w:rPr>
-        <w:t>Тогда её дело продолжается — просто в новых руках.</w:t>
-      </w:r>
-    </w:p>
-    <w:p>
-      <w:pPr>
-        <w:spacing w:before="0" w:after="110" w:line="300" w:lineRule="auto"/>
-      </w:pPr>
-      <w:r>
-        <w:rPr>
-          <w:rFonts w:ascii="Times New Roman" w:hAnsi="Times New Roman" w:eastAsia="Malgun Gothic"/>
-          <w:b/>
-          <w:i w:val="0"/>
-          <w:sz w:val="22"/>
-        </w:rPr>
-        <w:t xml:space="preserve">Молодой чолкан: </w:t>
-      </w:r>
-      <w:r>
-        <w:rPr>
-          <w:rFonts w:ascii="Times New Roman" w:hAnsi="Times New Roman" w:eastAsia="Malgun Gothic"/>
-          <w:b w:val="0"/>
-          <w:i w:val="0"/>
-          <w:sz w:val="22"/>
-        </w:rPr>
-        <w:t>А правда, что из таких посёлков, как наш, на юрфак почти не поступают?</w:t>
-      </w:r>
-    </w:p>
-    <w:p>
-      <w:pPr>
-        <w:spacing w:before="0" w:after="110" w:line="300" w:lineRule="auto"/>
-      </w:pPr>
-      <w:r>
-        <w:rPr>
-          <w:rFonts w:ascii="Times New Roman" w:hAnsi="Times New Roman" w:eastAsia="Malgun Gothic"/>
-          <w:b/>
-          <w:i w:val="0"/>
-          <w:sz w:val="22"/>
-        </w:rPr>
-        <w:t xml:space="preserve">Лёша: </w:t>
-      </w:r>
-      <w:r>
-        <w:rPr>
-          <w:rFonts w:ascii="Times New Roman" w:hAnsi="Times New Roman" w:eastAsia="Malgun Gothic"/>
-          <w:b w:val="0"/>
-          <w:i w:val="0"/>
-          <w:sz w:val="22"/>
-        </w:rPr>
-        <w:t>Раньше не поступали. Теперь поступают. Трудно — но трудно было и ей.</w:t>
-      </w:r>
-    </w:p>
-    <w:p>
-      <w:pPr>
-        <w:spacing w:before="0" w:after="110" w:line="300" w:lineRule="auto"/>
-      </w:pPr>
-      <w:r>
-        <w:rPr>
-          <w:rFonts w:ascii="Times New Roman" w:hAnsi="Times New Roman" w:eastAsia="Malgun Gothic"/>
-          <w:b/>
-          <w:i w:val="0"/>
-          <w:sz w:val="22"/>
-        </w:rPr>
-        <w:t xml:space="preserve">Молодой чолкан: </w:t>
-      </w:r>
-      <w:r>
-        <w:rPr>
-          <w:rFonts w:ascii="Times New Roman" w:hAnsi="Times New Roman" w:eastAsia="Malgun Gothic"/>
-          <w:b w:val="0"/>
-          <w:i w:val="0"/>
-          <w:sz w:val="22"/>
-        </w:rPr>
-        <w:t>Тогда подам документы в этом году.</w:t>
-      </w:r>
-    </w:p>
-    <w:p>
-      <w:pPr>
-        <w:spacing w:before="0" w:after="110" w:line="300" w:lineRule="auto"/>
-      </w:pPr>
-      <w:r>
-        <w:rPr>
-          <w:rFonts w:ascii="Times New Roman" w:hAnsi="Times New Roman" w:eastAsia="Malgun Gothic"/>
-          <w:b/>
-          <w:i w:val="0"/>
-          <w:sz w:val="22"/>
-        </w:rPr>
-        <w:t xml:space="preserve">Лёша: </w:t>
-      </w:r>
-      <w:r>
-        <w:rPr>
-          <w:rFonts w:ascii="Times New Roman" w:hAnsi="Times New Roman" w:eastAsia="Malgun Gothic"/>
-          <w:b w:val="0"/>
-          <w:i w:val="0"/>
-          <w:sz w:val="22"/>
-        </w:rPr>
-        <w:t>Подавайте. Уверен, у вас получится.</w:t>
-      </w:r>
-    </w:p>
-    <w:p>
-      <w:pPr>
-        <w:keepNext/>
-        <w:spacing w:before="320" w:after="140"/>
-      </w:pPr>
-      <w:r>
-        <w:rPr>
-          <w:rFonts w:ascii="Times New Roman" w:hAnsi="Times New Roman" w:eastAsia="Malgun Gothic"/>
-          <w:b/>
-          <w:i w:val="0"/>
-          <w:color w:val="1F3864"/>
-          <w:sz w:val="26"/>
-        </w:rPr>
-        <w:t>장면 10 — 모스크바의 화상통화</w:t>
-      </w:r>
-    </w:p>
-    <w:p>
-      <w:pPr>
-        <w:spacing w:before="0" w:after="110" w:line="300" w:lineRule="auto"/>
-      </w:pPr>
-      <w:r>
-        <w:rPr>
-          <w:rFonts w:ascii="Times New Roman" w:hAnsi="Times New Roman" w:eastAsia="Malgun Gothic"/>
-          <w:b/>
-          <w:i w:val="0"/>
-          <w:sz w:val="22"/>
-        </w:rPr>
-        <w:t xml:space="preserve">Кирилл: </w:t>
       </w:r>
       <w:r>
         <w:rPr>
@@ -1850,7 +1324,7 @@
           <w:color w:val="555555"/>
           <w:sz w:val="22"/>
         </w:rPr>
-        <w:t>(по видеосвязи из Москвы)</w:t>
+        <w:t>(у привокзального киоска)</w:t>
       </w:r>
       <w:r>
         <w:rPr>
@@ -1859,7 +1333,7 @@
           <w:i w:val="0"/>
           <w:sz w:val="22"/>
         </w:rPr>
-        <w:t xml:space="preserve"> Как турне?</w:t>
+        <w:t xml:space="preserve"> Здравствуйте. Мне воды, пожалуйста. Без газа.</w:t>
       </w:r>
     </w:p>
     <w:p>
@@ -1873,7 +1347,7 @@
           <w:i w:val="0"/>
           <w:sz w:val="22"/>
         </w:rPr>
-        <w:t xml:space="preserve">Ирина: </w:t>
+        <w:t xml:space="preserve">Киоскёрша: </w:t>
       </w:r>
       <w:r>
         <w:rPr>
@@ -1882,7 +1356,7 @@
           <w:i w:val="0"/>
           <w:sz w:val="22"/>
         </w:rPr>
-        <w:t>Эмоционально. Сильнее, чем я ожидала.</w:t>
+        <w:t>Маленькую, большую?</w:t>
       </w:r>
     </w:p>
     <w:p>
@@ -1896,7 +1370,7 @@
           <w:i w:val="0"/>
           <w:sz w:val="22"/>
         </w:rPr>
-        <w:t xml:space="preserve">Настя: </w:t>
+        <w:t xml:space="preserve">Ирина: </w:t>
       </w:r>
       <w:r>
         <w:rPr>
@@ -1905,7 +1379,7 @@
           <w:i w:val="0"/>
           <w:sz w:val="22"/>
         </w:rPr>
-        <w:t>Опросы уже реагируют?</w:t>
+        <w:t>Полторашку. И… что у вас есть в дорогу? Только не сладкое.</w:t>
       </w:r>
     </w:p>
     <w:p>
@@ -1919,7 +1393,7 @@
           <w:i w:val="0"/>
           <w:sz w:val="22"/>
         </w:rPr>
-        <w:t xml:space="preserve">Ирина: </w:t>
+        <w:t xml:space="preserve">Киоскёрша: </w:t>
       </w:r>
       <w:r>
         <w:rPr>
@@ -1928,7 +1402,7 @@
           <w:i w:val="0"/>
           <w:sz w:val="22"/>
         </w:rPr>
-        <w:t>Рано судить. Но люди на местах теплее, чем показывала статистика.</w:t>
+        <w:t>Сухарики, орешки, семечки. Вон сушки с маком, свежие, вчера завезли.</w:t>
       </w:r>
     </w:p>
     <w:p>
@@ -1942,7 +1416,7 @@
           <w:i w:val="0"/>
           <w:sz w:val="22"/>
         </w:rPr>
-        <w:t xml:space="preserve">Кирилл: </w:t>
+        <w:t xml:space="preserve">Ирина: </w:t>
       </w:r>
       <w:r>
         <w:rPr>
@@ -1951,7 +1425,7 @@
           <w:i w:val="0"/>
           <w:sz w:val="22"/>
         </w:rPr>
-        <w:t>Статистика иногда врёт сильнее дипфейков.</w:t>
+        <w:t>Давайте сушки. И местную газету, если осталась.</w:t>
       </w:r>
     </w:p>
     <w:p>
@@ -1965,7 +1439,7 @@
           <w:i w:val="0"/>
           <w:sz w:val="22"/>
         </w:rPr>
-        <w:t xml:space="preserve">Ирина: </w:t>
+        <w:t xml:space="preserve">Киоскёрша: </w:t>
       </w:r>
       <w:r>
         <w:rPr>
@@ -1974,83 +1448,7 @@
           <w:i w:val="0"/>
           <w:sz w:val="22"/>
         </w:rPr>
-        <w:t>Циничное наблюдение для аудитора.</w:t>
-      </w:r>
-    </w:p>
-    <w:p>
-      <w:pPr>
-        <w:spacing w:before="0" w:after="110" w:line="300" w:lineRule="auto"/>
-      </w:pPr>
-      <w:r>
-        <w:rPr>
-          <w:rFonts w:ascii="Times New Roman" w:hAnsi="Times New Roman" w:eastAsia="Malgun Gothic"/>
-          <w:b/>
-          <w:i w:val="0"/>
-          <w:sz w:val="22"/>
-        </w:rPr>
-        <w:t xml:space="preserve">Кирилл: </w:t>
-      </w:r>
-      <w:r>
-        <w:rPr>
-          <w:rFonts w:ascii="Times New Roman" w:hAnsi="Times New Roman" w:eastAsia="Malgun Gothic"/>
-          <w:b w:val="0"/>
-          <w:i w:val="0"/>
-          <w:sz w:val="22"/>
-        </w:rPr>
-        <w:t>Профессиональная привычка, Ирина Олеговна.</w:t>
-      </w:r>
-    </w:p>
-    <w:p>
-      <w:pPr>
-        <w:spacing w:before="0" w:after="110" w:line="300" w:lineRule="auto"/>
-      </w:pPr>
-      <w:r>
-        <w:rPr>
-          <w:rFonts w:ascii="Times New Roman" w:hAnsi="Times New Roman" w:eastAsia="Malgun Gothic"/>
-          <w:b/>
-          <w:i w:val="0"/>
-          <w:sz w:val="22"/>
-        </w:rPr>
-        <w:t xml:space="preserve">Настя: </w:t>
-      </w:r>
-      <w:r>
-        <w:rPr>
-          <w:rFonts w:ascii="Times New Roman" w:hAnsi="Times New Roman" w:eastAsia="Malgun Gothic"/>
-          <w:b w:val="0"/>
-          <w:i w:val="0"/>
-          <w:sz w:val="22"/>
-        </w:rPr>
-        <w:t>Не слушайте его. Он просто завидует, что вы там, а он здесь, со сводными таблицами.</w:t>
-      </w:r>
-    </w:p>
-    <w:p>
-      <w:pPr>
-        <w:keepNext/>
-        <w:spacing w:before="320" w:after="140"/>
-      </w:pPr>
-      <w:r>
-        <w:rPr>
-          <w:rFonts w:ascii="Times New Roman" w:hAnsi="Times New Roman" w:eastAsia="Malgun Gothic"/>
-          <w:b/>
-          <w:i w:val="0"/>
-          <w:color w:val="1F3864"/>
-          <w:sz w:val="26"/>
-        </w:rPr>
-        <w:t>장면 11 — 코발추크의 맞불 유세</w:t>
-      </w:r>
-    </w:p>
-    <w:p>
-      <w:pPr>
-        <w:spacing w:before="0" w:after="110" w:line="300" w:lineRule="auto"/>
-      </w:pPr>
-      <w:r>
-        <w:rPr>
-          <w:rFonts w:ascii="Times New Roman" w:hAnsi="Times New Roman" w:eastAsia="Malgun Gothic"/>
-          <w:b/>
-          <w:i w:val="0"/>
-          <w:sz w:val="22"/>
-        </w:rPr>
-        <w:t xml:space="preserve">Ковальчук: </w:t>
+        <w:t xml:space="preserve">Последняя. Как для вас берегла. </w:t>
       </w:r>
       <w:r>
         <w:rPr>
@@ -2060,7 +1458,7 @@
           <w:color w:val="555555"/>
           <w:sz w:val="22"/>
         </w:rPr>
-        <w:t>(на своём митинге в соседнем городе)</w:t>
+        <w:t>(присматривается)</w:t>
       </w:r>
       <w:r>
         <w:rPr>
@@ -2069,7 +1467,7 @@
           <w:i w:val="0"/>
           <w:sz w:val="22"/>
         </w:rPr>
-        <w:t xml:space="preserve"> Президент разъезжает по стране, собирая старые фотографии для кампании. А я предлагаю конкретные решения для сегодняшнего дня.</w:t>
+        <w:t xml:space="preserve"> Постойте… а вы не с этими? Не с президентскими?</w:t>
       </w:r>
     </w:p>
     <w:p>
@@ -2083,76 +1481,7 @@
           <w:i w:val="0"/>
           <w:sz w:val="22"/>
         </w:rPr>
-        <w:t xml:space="preserve">Журналист: </w:t>
-      </w:r>
-      <w:r>
-        <w:rPr>
-          <w:rFonts w:ascii="Times New Roman" w:hAnsi="Times New Roman" w:eastAsia="Malgun Gothic"/>
-          <w:b w:val="0"/>
-          <w:i w:val="0"/>
-          <w:sz w:val="22"/>
-        </w:rPr>
-        <w:t>Ваш рейтинг в этих же регионах не растёт, несмотря на риторику.</w:t>
-      </w:r>
-    </w:p>
-    <w:p>
-      <w:pPr>
-        <w:spacing w:before="0" w:after="110" w:line="300" w:lineRule="auto"/>
-      </w:pPr>
-      <w:r>
-        <w:rPr>
-          <w:rFonts w:ascii="Times New Roman" w:hAnsi="Times New Roman" w:eastAsia="Malgun Gothic"/>
-          <w:b/>
-          <w:i w:val="0"/>
-          <w:sz w:val="22"/>
-        </w:rPr>
-        <w:t xml:space="preserve">Ковальчук: </w:t>
-      </w:r>
-      <w:r>
-        <w:rPr>
-          <w:rFonts w:ascii="Times New Roman" w:hAnsi="Times New Roman" w:eastAsia="Malgun Gothic"/>
-          <w:b w:val="0"/>
-          <w:i w:val="0"/>
-          <w:sz w:val="22"/>
-        </w:rPr>
-        <w:t>Рейтинги меняются. Голосование покажет правду.</w:t>
-      </w:r>
-    </w:p>
-    <w:p>
-      <w:pPr>
-        <w:spacing w:before="0" w:after="110" w:line="300" w:lineRule="auto"/>
-      </w:pPr>
-      <w:r>
-        <w:rPr>
-          <w:rFonts w:ascii="Times New Roman" w:hAnsi="Times New Roman" w:eastAsia="Malgun Gothic"/>
-          <w:b/>
-          <w:i w:val="0"/>
-          <w:sz w:val="22"/>
-        </w:rPr>
-        <w:t xml:space="preserve">Журналист: </w:t>
-      </w:r>
-      <w:r>
-        <w:rPr>
-          <w:rFonts w:ascii="Times New Roman" w:hAnsi="Times New Roman" w:eastAsia="Malgun Gothic"/>
-          <w:b w:val="0"/>
-          <w:i w:val="0"/>
-          <w:sz w:val="22"/>
-        </w:rPr>
-        <w:t>Вы в этом уверены?</w:t>
-      </w:r>
-    </w:p>
-    <w:p>
-      <w:pPr>
-        <w:spacing w:before="0" w:after="110" w:line="300" w:lineRule="auto"/>
-      </w:pPr>
-      <w:r>
-        <w:rPr>
-          <w:rFonts w:ascii="Times New Roman" w:hAnsi="Times New Roman" w:eastAsia="Malgun Gothic"/>
-          <w:b/>
-          <w:i w:val="0"/>
-          <w:sz w:val="22"/>
-        </w:rPr>
-        <w:t xml:space="preserve">Ковальчук: </w:t>
+        <w:t xml:space="preserve">Ирина: </w:t>
       </w:r>
       <w:r>
         <w:rPr>
@@ -2162,7 +1491,7 @@
           <w:color w:val="555555"/>
           <w:sz w:val="22"/>
         </w:rPr>
-        <w:t>(пауза)</w:t>
+        <w:t>(улыбаясь)</w:t>
       </w:r>
       <w:r>
         <w:rPr>
@@ -2171,7 +1500,7 @@
           <w:i w:val="0"/>
           <w:sz w:val="22"/>
         </w:rPr>
-        <w:t xml:space="preserve"> Уверен настолько, насколько вообще можно быть уверенным в политике.</w:t>
+        <w:t xml:space="preserve"> С этими.</w:t>
       </w:r>
     </w:p>
     <w:p>
@@ -2185,7 +1514,7 @@
           <w:i w:val="0"/>
           <w:sz w:val="22"/>
         </w:rPr>
-        <w:t xml:space="preserve">Журналист: </w:t>
+        <w:t xml:space="preserve">Киоскёрша: </w:t>
       </w:r>
       <w:r>
         <w:rPr>
@@ -2194,7 +1523,7 @@
           <w:i w:val="0"/>
           <w:sz w:val="22"/>
         </w:rPr>
-        <w:t>Планируете собственное турне по регионам?</w:t>
+        <w:t>То-то я гляжу, на перроне одни мужчины в одинаковых куртках. Пакетик дать?</w:t>
       </w:r>
     </w:p>
     <w:p>
@@ -2208,7 +1537,7 @@
           <w:i w:val="0"/>
           <w:sz w:val="22"/>
         </w:rPr>
-        <w:t xml:space="preserve">Ковальчук: </w:t>
+        <w:t xml:space="preserve">Ирина: </w:t>
       </w:r>
       <w:r>
         <w:rPr>
@@ -2217,7 +1546,7 @@
           <w:i w:val="0"/>
           <w:sz w:val="22"/>
         </w:rPr>
-        <w:t>Рассматриваем. График плотный.</w:t>
+        <w:t>Не надо, в руках донесу. Всего доброго!</w:t>
       </w:r>
     </w:p>
     <w:p>
@@ -2231,30 +1560,7 @@
           <w:i w:val="0"/>
           <w:sz w:val="22"/>
         </w:rPr>
-        <w:t xml:space="preserve">Журналист: </w:t>
-      </w:r>
-      <w:r>
-        <w:rPr>
-          <w:rFonts w:ascii="Times New Roman" w:hAnsi="Times New Roman" w:eastAsia="Malgun Gothic"/>
-          <w:b w:val="0"/>
-          <w:i w:val="0"/>
-          <w:sz w:val="22"/>
-        </w:rPr>
-        <w:t>Говорят, вы избегаете личных встреч с избирателями ради студийных съёмок.</w:t>
-      </w:r>
-    </w:p>
-    <w:p>
-      <w:pPr>
-        <w:spacing w:before="0" w:after="110" w:line="300" w:lineRule="auto"/>
-      </w:pPr>
-      <w:r>
-        <w:rPr>
-          <w:rFonts w:ascii="Times New Roman" w:hAnsi="Times New Roman" w:eastAsia="Malgun Gothic"/>
-          <w:b/>
-          <w:i w:val="0"/>
-          <w:sz w:val="22"/>
-        </w:rPr>
-        <w:t xml:space="preserve">Ковальчук: </w:t>
+        <w:t xml:space="preserve">Болдин: </w:t>
       </w:r>
       <w:r>
         <w:rPr>
@@ -2264,7 +1570,7 @@
           <w:color w:val="555555"/>
           <w:sz w:val="22"/>
         </w:rPr>
-        <w:t>(раздражённо)</w:t>
+        <w:t>(подходя)</w:t>
       </w:r>
       <w:r>
         <w:rPr>
@@ -2273,84 +1579,13 @@
           <w:i w:val="0"/>
           <w:sz w:val="22"/>
         </w:rPr>
-        <w:t xml:space="preserve"> Каждый выбирает свою стратегию. Моя работает не хуже.</w:t>
+        <w:t xml:space="preserve"> Ирина Олеговна, посадка заканчивается. Через пять минут отправление.</w:t>
       </w:r>
     </w:p>
     <w:p>
       <w:pPr>
-        <w:keepNext/>
-        <w:spacing w:before="320" w:after="140"/>
-      </w:pPr>
-      <w:r>
-        <w:rPr>
-          <w:rFonts w:ascii="Times New Roman" w:hAnsi="Times New Roman" w:eastAsia="Malgun Gothic"/>
-          <w:b/>
-          <w:i w:val="0"/>
-          <w:color w:val="1F3864"/>
-          <w:sz w:val="26"/>
-        </w:rPr>
-        <w:t>장면 12 — 언론 비교 보도</w:t>
-      </w:r>
-    </w:p>
-    <w:p>
-      <w:pPr>
         <w:spacing w:before="0" w:after="110" w:line="300" w:lineRule="auto"/>
       </w:pPr>
-      <w:r>
-        <w:rPr>
-          <w:rFonts w:ascii="Times New Roman" w:hAnsi="Times New Roman" w:eastAsia="Malgun Gothic"/>
-          <w:b/>
-          <w:i w:val="0"/>
-          <w:sz w:val="22"/>
-        </w:rPr>
-        <w:t xml:space="preserve">Диктор: </w:t>
-      </w:r>
-      <w:r>
-        <w:rPr>
-          <w:rFonts w:ascii="Times New Roman" w:hAnsi="Times New Roman" w:eastAsia="Malgun Gothic"/>
-          <w:b w:val="0"/>
-          <w:i w:val="0"/>
-          <w:sz w:val="22"/>
-        </w:rPr>
-        <w:t>Пока Орлов встречается с жителями регионов лично, Ковальчук предпочитает студийные выступления…</w:t>
-      </w:r>
-    </w:p>
-    <w:p>
-      <w:pPr>
-        <w:spacing w:before="0" w:after="110" w:line="300" w:lineRule="auto"/>
-      </w:pPr>
-      <w:r>
-        <w:rPr>
-          <w:rFonts w:ascii="Times New Roman" w:hAnsi="Times New Roman" w:eastAsia="Malgun Gothic"/>
-          <w:b/>
-          <w:i w:val="0"/>
-          <w:sz w:val="22"/>
-        </w:rPr>
-        <w:t xml:space="preserve">Аналитик: </w:t>
-      </w:r>
-      <w:r>
-        <w:rPr>
-          <w:rFonts w:ascii="Times New Roman" w:hAnsi="Times New Roman" w:eastAsia="Malgun Gothic"/>
-          <w:b w:val="0"/>
-          <w:i w:val="0"/>
-          <w:sz w:val="22"/>
-        </w:rPr>
-        <w:t>Контраст стратегий очевиден — личное присутствие против медийной кампании.</w:t>
-      </w:r>
-    </w:p>
-    <w:p>
-      <w:pPr>
-        <w:spacing w:before="0" w:after="110" w:line="300" w:lineRule="auto"/>
-      </w:pPr>
-      <w:r>
-        <w:rPr>
-          <w:rFonts w:ascii="Times New Roman" w:hAnsi="Times New Roman" w:eastAsia="Malgun Gothic"/>
-          <w:b/>
-          <w:i w:val="0"/>
-          <w:sz w:val="22"/>
-        </w:rPr>
-        <w:t xml:space="preserve">Катя: </w:t>
-      </w:r>
       <w:r>
         <w:rPr>
           <w:rFonts w:ascii="Times New Roman" w:hAnsi="Times New Roman" w:eastAsia="Malgun Gothic"/>
@@ -2359,16 +1594,7 @@
           <w:color w:val="555555"/>
           <w:sz w:val="22"/>
         </w:rPr>
-        <w:t>(Лёше, показывая репортаж)</w:t>
-      </w:r>
-      <w:r>
-        <w:rPr>
-          <w:rFonts w:ascii="Times New Roman" w:hAnsi="Times New Roman" w:eastAsia="Malgun Gothic"/>
-          <w:b w:val="0"/>
-          <w:i w:val="0"/>
-          <w:sz w:val="22"/>
-        </w:rPr>
-        <w:t xml:space="preserve"> Даже нейтральные каналы отмечают разницу.</w:t>
+        <w:t>(Купе. Поезд трогается. Проводница заглядывает в приоткрытую дверь.)</w:t>
       </w:r>
     </w:p>
     <w:p>
@@ -2382,7 +1608,7 @@
           <w:i w:val="0"/>
           <w:sz w:val="22"/>
         </w:rPr>
-        <w:t xml:space="preserve">Лёша: </w:t>
+        <w:t xml:space="preserve">Проводница: </w:t>
       </w:r>
       <w:r>
         <w:rPr>
@@ -2391,7 +1617,7 @@
           <w:i w:val="0"/>
           <w:sz w:val="22"/>
         </w:rPr>
-        <w:t>Я сюда приехал не для того, чтобы лучше выглядеть на экране.</w:t>
+        <w:t>Добрый вечер. Чай будете? Только заварила. Вам с сахаром?</w:t>
       </w:r>
     </w:p>
     <w:p>
@@ -2405,7 +1631,7 @@
           <w:i w:val="0"/>
           <w:sz w:val="22"/>
         </w:rPr>
-        <w:t xml:space="preserve">Катя: </w:t>
+        <w:t xml:space="preserve">Лёша: </w:t>
       </w:r>
       <w:r>
         <w:rPr>
@@ -2414,7 +1640,7 @@
           <w:i w:val="0"/>
           <w:sz w:val="22"/>
         </w:rPr>
-        <w:t>Знаю. Но иногда искренность и хорошая картинка совпадают случайно.</w:t>
+        <w:t>С удовольствием. Мне без. А Ирине Олеговне — это уж вы у неё спросите.</w:t>
       </w:r>
     </w:p>
     <w:p>
@@ -2428,7 +1654,30 @@
           <w:i w:val="0"/>
           <w:sz w:val="22"/>
         </w:rPr>
-        <w:t xml:space="preserve">Аналитик: </w:t>
+        <w:t xml:space="preserve">Ирина: </w:t>
+      </w:r>
+      <w:r>
+        <w:rPr>
+          <w:rFonts w:ascii="Times New Roman" w:hAnsi="Times New Roman" w:eastAsia="Malgun Gothic"/>
+          <w:b w:val="0"/>
+          <w:i w:val="0"/>
+          <w:sz w:val="22"/>
+        </w:rPr>
+        <w:t>Два кусочка. Нет, три — ночь длинная.</w:t>
+      </w:r>
+    </w:p>
+    <w:p>
+      <w:pPr>
+        <w:spacing w:before="0" w:after="110" w:line="300" w:lineRule="auto"/>
+      </w:pPr>
+      <w:r>
+        <w:rPr>
+          <w:rFonts w:ascii="Times New Roman" w:hAnsi="Times New Roman" w:eastAsia="Malgun Gothic"/>
+          <w:b/>
+          <w:i w:val="0"/>
+          <w:sz w:val="22"/>
+        </w:rPr>
+        <w:t xml:space="preserve">Проводница: </w:t>
       </w:r>
       <w:r>
         <w:rPr>
@@ -2438,7 +1687,7 @@
           <w:color w:val="555555"/>
           <w:sz w:val="22"/>
         </w:rPr>
-        <w:t>(продолжая в записи)</w:t>
+        <w:t>(ставит на столик стаканы в подстаканниках)</w:t>
       </w:r>
       <w:r>
         <w:rPr>
@@ -2447,7 +1696,7 @@
           <w:i w:val="0"/>
           <w:sz w:val="22"/>
         </w:rPr>
-        <w:t xml:space="preserve"> Вопрос в том, превратится ли эта разница в голоса.</w:t>
+        <w:t xml:space="preserve"> Держите за подстаканник, стекло горячее. И ложечку в стакане не оставляйте — всю ночь звенеть будет.</w:t>
       </w:r>
     </w:p>
     <w:p>
@@ -2461,7 +1710,7 @@
           <w:i w:val="0"/>
           <w:sz w:val="22"/>
         </w:rPr>
-        <w:t xml:space="preserve">Диктор: </w:t>
+        <w:t xml:space="preserve">Катя: </w:t>
       </w:r>
       <w:r>
         <w:rPr>
@@ -2470,23 +1719,30 @@
           <w:i w:val="0"/>
           <w:sz w:val="22"/>
         </w:rPr>
-        <w:t>Это покажут ближайшие опросы.</w:t>
+        <w:t>Скажите, пожалуйста, во сколько прибываем?</w:t>
       </w:r>
     </w:p>
     <w:p>
       <w:pPr>
-        <w:keepNext/>
-        <w:spacing w:before="320" w:after="140"/>
+        <w:spacing w:before="0" w:after="110" w:line="300" w:lineRule="auto"/>
       </w:pPr>
       <w:r>
         <w:rPr>
           <w:rFonts w:ascii="Times New Roman" w:hAnsi="Times New Roman" w:eastAsia="Malgun Gothic"/>
           <w:b/>
           <w:i w:val="0"/>
-          <w:color w:val="1F3864"/>
-          <w:sz w:val="26"/>
-        </w:rPr>
-        <w:t>장면 13 — 이리나의 성찰</w:t>
+          <w:sz w:val="22"/>
+        </w:rPr>
+        <w:t xml:space="preserve">Проводница: </w:t>
+      </w:r>
+      <w:r>
+        <w:rPr>
+          <w:rFonts w:ascii="Times New Roman" w:hAnsi="Times New Roman" w:eastAsia="Malgun Gothic"/>
+          <w:b w:val="0"/>
+          <w:i w:val="0"/>
+          <w:sz w:val="22"/>
+        </w:rPr>
+        <w:t>В шесть сорок по местному. За полчаса разбужу. Туалеты перед большими станциями закрываю, так что имейте в виду. Бельё уже постелено, одеяла наверху, в ящике, — ночью тут холодает. Если что, я в первом купе: стучите, не стесняйтесь.</w:t>
       </w:r>
     </w:p>
     <w:p>
@@ -2500,7 +1756,53 @@
           <w:i w:val="0"/>
           <w:sz w:val="22"/>
         </w:rPr>
-        <w:t xml:space="preserve">Ирина: </w:t>
+        <w:t xml:space="preserve">Лёша: </w:t>
+      </w:r>
+      <w:r>
+        <w:rPr>
+          <w:rFonts w:ascii="Times New Roman" w:hAnsi="Times New Roman" w:eastAsia="Malgun Gothic"/>
+          <w:b w:val="0"/>
+          <w:i w:val="0"/>
+          <w:sz w:val="22"/>
+        </w:rPr>
+        <w:t>Спасибо вам. Подстаканники у вас, кстати, красивые. Со спутником.</w:t>
+      </w:r>
+    </w:p>
+    <w:p>
+      <w:pPr>
+        <w:spacing w:before="0" w:after="110" w:line="300" w:lineRule="auto"/>
+      </w:pPr>
+      <w:r>
+        <w:rPr>
+          <w:rFonts w:ascii="Times New Roman" w:hAnsi="Times New Roman" w:eastAsia="Malgun Gothic"/>
+          <w:b/>
+          <w:i w:val="0"/>
+          <w:sz w:val="22"/>
+        </w:rPr>
+        <w:t xml:space="preserve">Проводница: </w:t>
+      </w:r>
+      <w:r>
+        <w:rPr>
+          <w:rFonts w:ascii="Times New Roman" w:hAnsi="Times New Roman" w:eastAsia="Malgun Gothic"/>
+          <w:b w:val="0"/>
+          <w:i w:val="0"/>
+          <w:sz w:val="22"/>
+        </w:rPr>
+        <w:t>Это ещё советские. Начальство присылает новые, пластмассовые, а я эти берегу. Из них чай вкуснее, что бы там ни говорили.</w:t>
+      </w:r>
+    </w:p>
+    <w:p>
+      <w:pPr>
+        <w:spacing w:before="0" w:after="110" w:line="300" w:lineRule="auto"/>
+      </w:pPr>
+      <w:r>
+        <w:rPr>
+          <w:rFonts w:ascii="Times New Roman" w:hAnsi="Times New Roman" w:eastAsia="Malgun Gothic"/>
+          <w:b/>
+          <w:i w:val="0"/>
+          <w:sz w:val="22"/>
+        </w:rPr>
+        <w:t xml:space="preserve">Катя: </w:t>
       </w:r>
       <w:r>
         <w:rPr>
@@ -2510,7 +1812,7 @@
           <w:color w:val="555555"/>
           <w:sz w:val="22"/>
         </w:rPr>
-        <w:t>(вечером, наедине с Лёшей)</w:t>
+        <w:t>(открывая ноутбук)</w:t>
       </w:r>
       <w:r>
         <w:rPr>
@@ -2519,7 +1821,7 @@
           <w:i w:val="0"/>
           <w:sz w:val="22"/>
         </w:rPr>
-        <w:t xml:space="preserve"> Знаете, что я поняла за эту неделю?</w:t>
+        <w:t xml:space="preserve"> Так. Завтра с утра гостиница, потом сразу Тайбола…</w:t>
       </w:r>
     </w:p>
     <w:p>
@@ -2542,7 +1844,7 @@
           <w:i w:val="0"/>
           <w:sz w:val="22"/>
         </w:rPr>
-        <w:t>Что?</w:t>
+        <w:t>Катя. Поезд. Чай в подстаканниках. Закройте хотя бы на полчаса.</w:t>
       </w:r>
     </w:p>
     <w:p>
@@ -2556,276 +1858,7 @@
           <w:i w:val="0"/>
           <w:sz w:val="22"/>
         </w:rPr>
-        <w:t xml:space="preserve">Ирина: </w:t>
-      </w:r>
-      <w:r>
-        <w:rPr>
-          <w:rFonts w:ascii="Times New Roman" w:hAnsi="Times New Roman" w:eastAsia="Malgun Gothic"/>
-          <w:b w:val="0"/>
-          <w:i w:val="0"/>
-          <w:sz w:val="22"/>
-        </w:rPr>
-        <w:t>Что весь этот путь — от Быкова до сегодняшнего дня — никогда не был про власть саму по себе. Он был про этих людей. Людмилу Игоревну, Семёна Ивановича, Михаила Егоровича.</w:t>
-      </w:r>
-    </w:p>
-    <w:p>
-      <w:pPr>
-        <w:spacing w:before="0" w:after="110" w:line="300" w:lineRule="auto"/>
-      </w:pPr>
-      <w:r>
-        <w:rPr>
-          <w:rFonts w:ascii="Times New Roman" w:hAnsi="Times New Roman" w:eastAsia="Malgun Gothic"/>
-          <w:b/>
-          <w:i w:val="0"/>
-          <w:sz w:val="22"/>
-        </w:rPr>
-        <w:t xml:space="preserve">Лёша: </w:t>
-      </w:r>
-      <w:r>
-        <w:rPr>
-          <w:rFonts w:ascii="Times New Roman" w:hAnsi="Times New Roman" w:eastAsia="Malgun Gothic"/>
-          <w:b w:val="0"/>
-          <w:i w:val="0"/>
-          <w:sz w:val="22"/>
-        </w:rPr>
-        <w:t>Про людей, которых легко забыть, сидя в Кремле.</w:t>
-      </w:r>
-    </w:p>
-    <w:p>
-      <w:pPr>
-        <w:spacing w:before="0" w:after="110" w:line="300" w:lineRule="auto"/>
-      </w:pPr>
-      <w:r>
-        <w:rPr>
-          <w:rFonts w:ascii="Times New Roman" w:hAnsi="Times New Roman" w:eastAsia="Malgun Gothic"/>
-          <w:b/>
-          <w:i w:val="0"/>
-          <w:sz w:val="22"/>
-        </w:rPr>
-        <w:t xml:space="preserve">Ирина: </w:t>
-      </w:r>
-      <w:r>
-        <w:rPr>
-          <w:rFonts w:ascii="Times New Roman" w:hAnsi="Times New Roman" w:eastAsia="Malgun Gothic"/>
-          <w:b w:val="0"/>
-          <w:i w:val="0"/>
-          <w:sz w:val="22"/>
-        </w:rPr>
-        <w:t>Помните у Есенина: «Лицом к лицу лица не увидать. Большое видится на расстоянье»? А у вас, по-моему, наоборот: из Кремля видно только большое. Лица видно только здесь.</w:t>
-      </w:r>
-    </w:p>
-    <w:p>
-      <w:pPr>
-        <w:spacing w:before="0" w:after="110" w:line="300" w:lineRule="auto"/>
-      </w:pPr>
-      <w:r>
-        <w:rPr>
-          <w:rFonts w:ascii="Times New Roman" w:hAnsi="Times New Roman" w:eastAsia="Malgun Gothic"/>
-          <w:b/>
-          <w:i w:val="0"/>
-          <w:sz w:val="22"/>
-        </w:rPr>
-        <w:t xml:space="preserve">Лёша: </w:t>
-      </w:r>
-      <w:r>
-        <w:rPr>
-          <w:rFonts w:ascii="Times New Roman" w:hAnsi="Times New Roman" w:eastAsia="Malgun Gothic"/>
-          <w:b w:val="0"/>
-          <w:i w:val="0"/>
-          <w:sz w:val="22"/>
-        </w:rPr>
-        <w:t>Значит, такие поездки нужны не для рейтинга.</w:t>
-      </w:r>
-    </w:p>
-    <w:p>
-      <w:pPr>
-        <w:spacing w:before="0" w:after="110" w:line="300" w:lineRule="auto"/>
-      </w:pPr>
-      <w:r>
-        <w:rPr>
-          <w:rFonts w:ascii="Times New Roman" w:hAnsi="Times New Roman" w:eastAsia="Malgun Gothic"/>
-          <w:b/>
-          <w:i w:val="0"/>
-          <w:sz w:val="22"/>
-        </w:rPr>
-        <w:t xml:space="preserve">Ирина: </w:t>
-      </w:r>
-      <w:r>
-        <w:rPr>
-          <w:rFonts w:ascii="Times New Roman" w:hAnsi="Times New Roman" w:eastAsia="Malgun Gothic"/>
-          <w:b w:val="0"/>
-          <w:i w:val="0"/>
-          <w:sz w:val="22"/>
-        </w:rPr>
-        <w:t>Для памяти. Чтобы не забыть лица.</w:t>
-      </w:r>
-    </w:p>
-    <w:p>
-      <w:pPr>
-        <w:spacing w:before="0" w:after="110" w:line="300" w:lineRule="auto"/>
-      </w:pPr>
-      <w:r>
-        <w:rPr>
-          <w:rFonts w:ascii="Times New Roman" w:hAnsi="Times New Roman" w:eastAsia="Malgun Gothic"/>
-          <w:b/>
-          <w:i w:val="0"/>
-          <w:sz w:val="22"/>
-        </w:rPr>
-        <w:t xml:space="preserve">Лёша: </w:t>
-      </w:r>
-      <w:r>
-        <w:rPr>
-          <w:rFonts w:ascii="Times New Roman" w:hAnsi="Times New Roman" w:eastAsia="Malgun Gothic"/>
-          <w:b w:val="0"/>
-          <w:i w:val="0"/>
-          <w:sz w:val="22"/>
-        </w:rPr>
-        <w:t>Боитесь, что однажды я забуду?</w:t>
-      </w:r>
-    </w:p>
-    <w:p>
-      <w:pPr>
-        <w:spacing w:before="0" w:after="110" w:line="300" w:lineRule="auto"/>
-      </w:pPr>
-      <w:r>
-        <w:rPr>
-          <w:rFonts w:ascii="Times New Roman" w:hAnsi="Times New Roman" w:eastAsia="Malgun Gothic"/>
-          <w:b/>
-          <w:i w:val="0"/>
-          <w:sz w:val="22"/>
-        </w:rPr>
-        <w:t xml:space="preserve">Ирина: </w:t>
-      </w:r>
-      <w:r>
-        <w:rPr>
-          <w:rFonts w:ascii="Times New Roman" w:hAnsi="Times New Roman" w:eastAsia="Malgun Gothic"/>
-          <w:b w:val="0"/>
-          <w:i w:val="0"/>
-          <w:sz w:val="22"/>
-        </w:rPr>
-        <w:t>Боюсь, что однажды забыть может кто угодно на этом посту, если не будет напоминать себе намеренно.</w:t>
-      </w:r>
-    </w:p>
-    <w:p>
-      <w:pPr>
-        <w:spacing w:before="0" w:after="110" w:line="300" w:lineRule="auto"/>
-      </w:pPr>
-      <w:r>
-        <w:rPr>
-          <w:rFonts w:ascii="Times New Roman" w:hAnsi="Times New Roman" w:eastAsia="Malgun Gothic"/>
-          <w:b/>
-          <w:i w:val="0"/>
-          <w:sz w:val="22"/>
-        </w:rPr>
-        <w:t xml:space="preserve">Лёша: </w:t>
-      </w:r>
-      <w:r>
-        <w:rPr>
-          <w:rFonts w:ascii="Times New Roman" w:hAnsi="Times New Roman" w:eastAsia="Malgun Gothic"/>
-          <w:b w:val="0"/>
-          <w:i w:val="0"/>
-          <w:sz w:val="22"/>
-        </w:rPr>
-        <w:t>Тогда пообещайте мне одну вещь.</w:t>
-      </w:r>
-    </w:p>
-    <w:p>
-      <w:pPr>
-        <w:spacing w:before="0" w:after="110" w:line="300" w:lineRule="auto"/>
-      </w:pPr>
-      <w:r>
-        <w:rPr>
-          <w:rFonts w:ascii="Times New Roman" w:hAnsi="Times New Roman" w:eastAsia="Malgun Gothic"/>
-          <w:b/>
-          <w:i w:val="0"/>
-          <w:sz w:val="22"/>
-        </w:rPr>
-        <w:t xml:space="preserve">Ирина: </w:t>
-      </w:r>
-      <w:r>
-        <w:rPr>
-          <w:rFonts w:ascii="Times New Roman" w:hAnsi="Times New Roman" w:eastAsia="Malgun Gothic"/>
-          <w:b w:val="0"/>
-          <w:i w:val="0"/>
-          <w:sz w:val="22"/>
-        </w:rPr>
-        <w:t>Какую?</w:t>
-      </w:r>
-    </w:p>
-    <w:p>
-      <w:pPr>
-        <w:spacing w:before="0" w:after="110" w:line="300" w:lineRule="auto"/>
-      </w:pPr>
-      <w:r>
-        <w:rPr>
-          <w:rFonts w:ascii="Times New Roman" w:hAnsi="Times New Roman" w:eastAsia="Malgun Gothic"/>
-          <w:b/>
-          <w:i w:val="0"/>
-          <w:sz w:val="22"/>
-        </w:rPr>
-        <w:t xml:space="preserve">Лёша: </w:t>
-      </w:r>
-      <w:r>
-        <w:rPr>
-          <w:rFonts w:ascii="Times New Roman" w:hAnsi="Times New Roman" w:eastAsia="Malgun Gothic"/>
-          <w:b w:val="0"/>
-          <w:i w:val="0"/>
-          <w:sz w:val="22"/>
-        </w:rPr>
-        <w:t>Напоминать мне. Всегда, когда увидите, что забываю.</w:t>
-      </w:r>
-    </w:p>
-    <w:p>
-      <w:pPr>
-        <w:spacing w:before="0" w:after="110" w:line="300" w:lineRule="auto"/>
-      </w:pPr>
-      <w:r>
-        <w:rPr>
-          <w:rFonts w:ascii="Times New Roman" w:hAnsi="Times New Roman" w:eastAsia="Malgun Gothic"/>
-          <w:b/>
-          <w:i w:val="0"/>
-          <w:sz w:val="22"/>
-        </w:rPr>
-        <w:t xml:space="preserve">Ирина: </w:t>
-      </w:r>
-      <w:r>
-        <w:rPr>
-          <w:rFonts w:ascii="Times New Roman" w:hAnsi="Times New Roman" w:eastAsia="Malgun Gothic"/>
-          <w:b w:val="0"/>
-          <w:i w:val="0"/>
-          <w:sz w:val="22"/>
-        </w:rPr>
-        <w:t>Обещаю, Алексей Николаевич.</w:t>
-      </w:r>
-    </w:p>
-    <w:p>
-      <w:pPr>
-        <w:keepNext/>
-        <w:spacing w:before="320" w:after="140"/>
-      </w:pPr>
-      <w:r>
-        <w:rPr>
-          <w:rFonts w:ascii="Times New Roman" w:hAnsi="Times New Roman" w:eastAsia="Malgun Gothic"/>
-          <w:b/>
-          <w:i w:val="0"/>
-          <w:color w:val="1F3864"/>
-          <w:sz w:val="26"/>
-        </w:rPr>
-        <w:t>장면 14 — 팀 전체의 저녁 통화</w:t>
-      </w:r>
-    </w:p>
-    <w:p>
-      <w:pPr>
-        <w:spacing w:before="0" w:after="110" w:line="300" w:lineRule="auto"/>
-      </w:pPr>
-      <w:r>
-        <w:rPr>
-          <w:rFonts w:ascii="Times New Roman" w:hAnsi="Times New Roman" w:eastAsia="Malgun Gothic"/>
-          <w:b/>
-          <w:i w:val="0"/>
-          <w:sz w:val="22"/>
-        </w:rPr>
-        <w:t xml:space="preserve">Настя: </w:t>
+        <w:t xml:space="preserve">Катя: </w:t>
       </w:r>
       <w:r>
         <w:rPr>
@@ -2835,7 +1868,7 @@
           <w:color w:val="555555"/>
           <w:sz w:val="22"/>
         </w:rPr>
-        <w:t>(по связи, вечером)</w:t>
+        <w:t>(вздыхает, закрывает)</w:t>
       </w:r>
       <w:r>
         <w:rPr>
@@ -2844,7 +1877,7 @@
           <w:i w:val="0"/>
           <w:sz w:val="22"/>
         </w:rPr>
-        <w:t xml:space="preserve"> Как ощущения от возвращения к истокам?</w:t>
+        <w:t xml:space="preserve"> Ладно. Двадцать минут, не больше.</w:t>
       </w:r>
     </w:p>
     <w:p>
@@ -2858,276 +1891,7 @@
           <w:i w:val="0"/>
           <w:sz w:val="22"/>
         </w:rPr>
-        <w:t xml:space="preserve">Лёша: </w:t>
-      </w:r>
-      <w:r>
-        <w:rPr>
-          <w:rFonts w:ascii="Times New Roman" w:hAnsi="Times New Roman" w:eastAsia="Malgun Gothic"/>
-          <w:b w:val="0"/>
-          <w:i w:val="0"/>
-          <w:sz w:val="22"/>
-        </w:rPr>
-        <w:t>Тяжёлые и лёгкие одновременно. Тяжёлые — от того, сколько всего случилось с тех пор. Лёгкие — от того, что люди всё ещё здесь и всё ещё верят.</w:t>
-      </w:r>
-    </w:p>
-    <w:p>
-      <w:pPr>
-        <w:spacing w:before="0" w:after="110" w:line="300" w:lineRule="auto"/>
-      </w:pPr>
-      <w:r>
-        <w:rPr>
-          <w:rFonts w:ascii="Times New Roman" w:hAnsi="Times New Roman" w:eastAsia="Malgun Gothic"/>
-          <w:b/>
-          <w:i w:val="0"/>
-          <w:sz w:val="22"/>
-        </w:rPr>
-        <w:t xml:space="preserve">Кирилл: </w:t>
-      </w:r>
-      <w:r>
-        <w:rPr>
-          <w:rFonts w:ascii="Times New Roman" w:hAnsi="Times New Roman" w:eastAsia="Malgun Gothic"/>
-          <w:b w:val="0"/>
-          <w:i w:val="0"/>
-          <w:sz w:val="22"/>
-        </w:rPr>
-        <w:t>Хороший баланс для человека на пороге второго срока.</w:t>
-      </w:r>
-    </w:p>
-    <w:p>
-      <w:pPr>
-        <w:spacing w:before="0" w:after="110" w:line="300" w:lineRule="auto"/>
-      </w:pPr>
-      <w:r>
-        <w:rPr>
-          <w:rFonts w:ascii="Times New Roman" w:hAnsi="Times New Roman" w:eastAsia="Malgun Gothic"/>
-          <w:b/>
-          <w:i w:val="0"/>
-          <w:sz w:val="22"/>
-        </w:rPr>
-        <w:t xml:space="preserve">Лёша: </w:t>
-      </w:r>
-      <w:r>
-        <w:rPr>
-          <w:rFonts w:ascii="Times New Roman" w:hAnsi="Times New Roman" w:eastAsia="Malgun Gothic"/>
-          <w:b w:val="0"/>
-          <w:i w:val="0"/>
-          <w:sz w:val="22"/>
-        </w:rPr>
-        <w:t>Если он состоится.</w:t>
-      </w:r>
-    </w:p>
-    <w:p>
-      <w:pPr>
-        <w:spacing w:before="0" w:after="110" w:line="300" w:lineRule="auto"/>
-      </w:pPr>
-      <w:r>
-        <w:rPr>
-          <w:rFonts w:ascii="Times New Roman" w:hAnsi="Times New Roman" w:eastAsia="Malgun Gothic"/>
-          <w:b/>
-          <w:i w:val="0"/>
-          <w:sz w:val="22"/>
-        </w:rPr>
-        <w:t xml:space="preserve">Кирилл: </w:t>
-      </w:r>
-      <w:r>
-        <w:rPr>
-          <w:rFonts w:ascii="Times New Roman" w:hAnsi="Times New Roman" w:eastAsia="Malgun Gothic"/>
-          <w:b w:val="0"/>
-          <w:i w:val="0"/>
-          <w:sz w:val="22"/>
-        </w:rPr>
-        <w:t>Состоится, Алексей Николаевич. После такой недели — состоится.</w:t>
-      </w:r>
-    </w:p>
-    <w:p>
-      <w:pPr>
-        <w:spacing w:before="0" w:after="110" w:line="300" w:lineRule="auto"/>
-      </w:pPr>
-      <w:r>
-        <w:rPr>
-          <w:rFonts w:ascii="Times New Roman" w:hAnsi="Times New Roman" w:eastAsia="Malgun Gothic"/>
-          <w:b/>
-          <w:i w:val="0"/>
-          <w:sz w:val="22"/>
-        </w:rPr>
-        <w:t xml:space="preserve">Лёша: </w:t>
-      </w:r>
-      <w:r>
-        <w:rPr>
-          <w:rFonts w:ascii="Times New Roman" w:hAnsi="Times New Roman" w:eastAsia="Malgun Gothic"/>
-          <w:b w:val="0"/>
-          <w:i w:val="0"/>
-          <w:sz w:val="22"/>
-        </w:rPr>
-        <w:t>Состоится или нет — решат люди, которых я видел на этой неделе. И, по-моему, это правильно.</w:t>
-      </w:r>
-    </w:p>
-    <w:p>
-      <w:pPr>
-        <w:spacing w:before="0" w:after="110" w:line="300" w:lineRule="auto"/>
-      </w:pPr>
-      <w:r>
-        <w:rPr>
-          <w:rFonts w:ascii="Times New Roman" w:hAnsi="Times New Roman" w:eastAsia="Malgun Gothic"/>
-          <w:b/>
-          <w:i w:val="0"/>
-          <w:sz w:val="22"/>
-        </w:rPr>
-        <w:t xml:space="preserve">Настя: </w:t>
-      </w:r>
-      <w:r>
-        <w:rPr>
-          <w:rFonts w:ascii="Times New Roman" w:hAnsi="Times New Roman" w:eastAsia="Malgun Gothic"/>
-          <w:b w:val="0"/>
-          <w:i w:val="0"/>
-          <w:sz w:val="22"/>
-        </w:rPr>
-        <w:t>Для аудитора это самая честная формула выборов, какую я слышала, Алексей Николаевич.</w:t>
-      </w:r>
-    </w:p>
-    <w:p>
-      <w:pPr>
-        <w:keepNext/>
-        <w:spacing w:before="320" w:after="140"/>
-      </w:pPr>
-      <w:r>
-        <w:rPr>
-          <w:rFonts w:ascii="Times New Roman" w:hAnsi="Times New Roman" w:eastAsia="Malgun Gothic"/>
-          <w:b/>
-          <w:i w:val="0"/>
-          <w:color w:val="1F3864"/>
-          <w:sz w:val="26"/>
-        </w:rPr>
-        <w:t>장면 15 — 마무리, 다음 화로</w:t>
-      </w:r>
-    </w:p>
-    <w:p>
-      <w:pPr>
-        <w:spacing w:before="0" w:after="110" w:line="300" w:lineRule="auto"/>
-      </w:pPr>
-      <w:r>
-        <w:rPr>
-          <w:rFonts w:ascii="Times New Roman" w:hAnsi="Times New Roman" w:eastAsia="Malgun Gothic"/>
-          <w:b/>
-          <w:i w:val="0"/>
-          <w:sz w:val="22"/>
-        </w:rPr>
-        <w:t xml:space="preserve">Катя: </w:t>
-      </w:r>
-      <w:r>
-        <w:rPr>
-          <w:rFonts w:ascii="Times New Roman" w:hAnsi="Times New Roman" w:eastAsia="Malgun Gothic"/>
-          <w:b w:val="0"/>
-          <w:i w:val="0"/>
-          <w:sz w:val="22"/>
-        </w:rPr>
-        <w:t>Завтра возвращаемся в Москву. Дебаты на федеральном канале — меньше чем через две недели. А перед ними ещё большой митинг в Екатеринбурге.</w:t>
-      </w:r>
-    </w:p>
-    <w:p>
-      <w:pPr>
-        <w:spacing w:before="0" w:after="110" w:line="300" w:lineRule="auto"/>
-      </w:pPr>
-      <w:r>
-        <w:rPr>
-          <w:rFonts w:ascii="Times New Roman" w:hAnsi="Times New Roman" w:eastAsia="Malgun Gothic"/>
-          <w:b/>
-          <w:i w:val="0"/>
-          <w:sz w:val="22"/>
-        </w:rPr>
-        <w:t xml:space="preserve">Лёша: </w:t>
-      </w:r>
-      <w:r>
-        <w:rPr>
-          <w:rFonts w:ascii="Times New Roman" w:hAnsi="Times New Roman" w:eastAsia="Malgun Gothic"/>
-          <w:b w:val="0"/>
-          <w:i w:val="0"/>
-          <w:sz w:val="22"/>
-        </w:rPr>
-        <w:t>Готовы?</w:t>
-      </w:r>
-    </w:p>
-    <w:p>
-      <w:pPr>
-        <w:spacing w:before="0" w:after="110" w:line="300" w:lineRule="auto"/>
-      </w:pPr>
-      <w:r>
-        <w:rPr>
-          <w:rFonts w:ascii="Times New Roman" w:hAnsi="Times New Roman" w:eastAsia="Malgun Gothic"/>
-          <w:b/>
-          <w:i w:val="0"/>
-          <w:sz w:val="22"/>
-        </w:rPr>
         <w:t xml:space="preserve">Ирина: </w:t>
-      </w:r>
-      <w:r>
-        <w:rPr>
-          <w:rFonts w:ascii="Times New Roman" w:hAnsi="Times New Roman" w:eastAsia="Malgun Gothic"/>
-          <w:b w:val="0"/>
-          <w:i w:val="0"/>
-          <w:sz w:val="22"/>
-        </w:rPr>
-        <w:t>Готовимся. Но после этой недели чувствую себя увереннее, чем месяц назад.</w:t>
-      </w:r>
-    </w:p>
-    <w:p>
-      <w:pPr>
-        <w:spacing w:before="0" w:after="110" w:line="300" w:lineRule="auto"/>
-      </w:pPr>
-      <w:r>
-        <w:rPr>
-          <w:rFonts w:ascii="Times New Roman" w:hAnsi="Times New Roman" w:eastAsia="Malgun Gothic"/>
-          <w:b/>
-          <w:i w:val="0"/>
-          <w:sz w:val="22"/>
-        </w:rPr>
-        <w:t xml:space="preserve">Лёша: </w:t>
-      </w:r>
-      <w:r>
-        <w:rPr>
-          <w:rFonts w:ascii="Times New Roman" w:hAnsi="Times New Roman" w:eastAsia="Malgun Gothic"/>
-          <w:b w:val="0"/>
-          <w:i w:val="0"/>
-          <w:sz w:val="22"/>
-        </w:rPr>
-        <w:t>Я тоже, если честно.</w:t>
-      </w:r>
-    </w:p>
-    <w:p>
-      <w:pPr>
-        <w:spacing w:before="0" w:after="110" w:line="300" w:lineRule="auto"/>
-      </w:pPr>
-      <w:r>
-        <w:rPr>
-          <w:rFonts w:ascii="Times New Roman" w:hAnsi="Times New Roman" w:eastAsia="Malgun Gothic"/>
-          <w:b/>
-          <w:i w:val="0"/>
-          <w:sz w:val="22"/>
-        </w:rPr>
-        <w:t xml:space="preserve">Катя: </w:t>
-      </w:r>
-      <w:r>
-        <w:rPr>
-          <w:rFonts w:ascii="Times New Roman" w:hAnsi="Times New Roman" w:eastAsia="Malgun Gothic"/>
-          <w:b w:val="0"/>
-          <w:i w:val="0"/>
-          <w:sz w:val="22"/>
-        </w:rPr>
-        <w:t>Тогда домой, собираться с силами перед финальным рывком.</w:t>
-      </w:r>
-    </w:p>
-    <w:p>
-      <w:pPr>
-        <w:spacing w:before="0" w:after="110" w:line="300" w:lineRule="auto"/>
-      </w:pPr>
-      <w:r>
-        <w:rPr>
-          <w:rFonts w:ascii="Times New Roman" w:hAnsi="Times New Roman" w:eastAsia="Malgun Gothic"/>
-          <w:b/>
-          <w:i w:val="0"/>
-          <w:sz w:val="22"/>
-        </w:rPr>
-        <w:t xml:space="preserve">Лёша: </w:t>
       </w:r>
       <w:r>
         <w:rPr>
@@ -3137,7 +1901,7 @@
           <w:color w:val="555555"/>
           <w:sz w:val="22"/>
         </w:rPr>
-        <w:t>(глядя на закат над Тайболой)</w:t>
+        <w:t>(хрустя сушкой)</w:t>
       </w:r>
       <w:r>
         <w:rPr>
@@ -3146,7 +1910,7 @@
           <w:i w:val="0"/>
           <w:sz w:val="22"/>
         </w:rPr>
-        <w:t xml:space="preserve"> Домой. Но эта неделя останется со мной, что бы ни случилось дальше.</w:t>
+        <w:t xml:space="preserve"> Под стук колёс даже Екатерина Ивановна добреет.</w:t>
       </w:r>
     </w:p>
     <w:p>
@@ -3160,7 +1924,7 @@
           <w:i w:val="0"/>
           <w:sz w:val="22"/>
         </w:rPr>
-        <w:t xml:space="preserve">Ирина: </w:t>
+        <w:t xml:space="preserve">Катя: </w:t>
       </w:r>
       <w:r>
         <w:rPr>
@@ -3169,68 +1933,13 @@
           <w:i w:val="0"/>
           <w:sz w:val="22"/>
         </w:rPr>
-        <w:t>Хорошая нота, чтобы завершить турне.</w:t>
+        <w:t>Я не добрею. Я батарейку экономлю.</w:t>
       </w:r>
     </w:p>
     <w:p>
       <w:pPr>
         <w:spacing w:before="0" w:after="110" w:line="300" w:lineRule="auto"/>
       </w:pPr>
-      <w:r>
-        <w:rPr>
-          <w:rFonts w:ascii="Times New Roman" w:hAnsi="Times New Roman" w:eastAsia="Malgun Gothic"/>
-          <w:b/>
-          <w:i w:val="0"/>
-          <w:sz w:val="22"/>
-        </w:rPr>
-        <w:t xml:space="preserve">Лёша: </w:t>
-      </w:r>
-      <w:r>
-        <w:rPr>
-          <w:rFonts w:ascii="Times New Roman" w:hAnsi="Times New Roman" w:eastAsia="Malgun Gothic"/>
-          <w:b w:val="0"/>
-          <w:i w:val="0"/>
-          <w:sz w:val="22"/>
-        </w:rPr>
-        <w:t>Лучшей и не придумать.</w:t>
-      </w:r>
-    </w:p>
-    <w:p>
-      <w:pPr>
-        <w:spacing w:before="0" w:after="110" w:line="300" w:lineRule="auto"/>
-      </w:pPr>
-      <w:r>
-        <w:rPr>
-          <w:rFonts w:ascii="Times New Roman" w:hAnsi="Times New Roman" w:eastAsia="Malgun Gothic"/>
-          <w:b/>
-          <w:i w:val="0"/>
-          <w:sz w:val="22"/>
-        </w:rPr>
-        <w:t xml:space="preserve">Катя: </w:t>
-      </w:r>
-      <w:r>
-        <w:rPr>
-          <w:rFonts w:ascii="Times New Roman" w:hAnsi="Times New Roman" w:eastAsia="Malgun Gothic"/>
-          <w:b w:val="0"/>
-          <w:i w:val="0"/>
-          <w:sz w:val="22"/>
-        </w:rPr>
-        <w:t>Самолёт, кстати, ждёт через час.</w:t>
-      </w:r>
-    </w:p>
-    <w:p>
-      <w:pPr>
-        <w:spacing w:before="0" w:after="110" w:line="300" w:lineRule="auto"/>
-      </w:pPr>
-      <w:r>
-        <w:rPr>
-          <w:rFonts w:ascii="Times New Roman" w:hAnsi="Times New Roman" w:eastAsia="Malgun Gothic"/>
-          <w:b/>
-          <w:i w:val="0"/>
-          <w:sz w:val="22"/>
-        </w:rPr>
-        <w:t xml:space="preserve">Лёша: </w:t>
-      </w:r>
       <w:r>
         <w:rPr>
           <w:rFonts w:ascii="Times New Roman" w:hAnsi="Times New Roman" w:eastAsia="Malgun Gothic"/>
@@ -3239,16 +1948,7 @@
           <w:color w:val="555555"/>
           <w:sz w:val="22"/>
         </w:rPr>
-        <w:t>(со смехом)</w:t>
-      </w:r>
-      <w:r>
-        <w:rPr>
-          <w:rFonts w:ascii="Times New Roman" w:hAnsi="Times New Roman" w:eastAsia="Malgun Gothic"/>
-          <w:b w:val="0"/>
-          <w:i w:val="0"/>
-          <w:sz w:val="22"/>
-        </w:rPr>
-        <w:t xml:space="preserve"> Как всегда — поэзия и расписание одновременно.</w:t>
+        <w:t>(Раннее утро. Небольшая гостиница в райцентре. За стойкой — администратор.)</w:t>
       </w:r>
     </w:p>
     <w:p>
@@ -3262,7 +1962,7 @@
           <w:i w:val="0"/>
           <w:sz w:val="22"/>
         </w:rPr>
-        <w:t xml:space="preserve">Катя: </w:t>
+        <w:t xml:space="preserve">Администратор: </w:t>
       </w:r>
       <w:r>
         <w:rPr>
@@ -3271,11 +1971,330 @@
           <w:i w:val="0"/>
           <w:sz w:val="22"/>
         </w:rPr>
-        <w:t>Такая уж у меня работа, Алексей Николаевич.</w:t>
+        <w:t>Доброе утро. У вас бронь?</w:t>
       </w:r>
     </w:p>
     <w:p>
       <w:pPr>
+        <w:spacing w:before="0" w:after="110" w:line="300" w:lineRule="auto"/>
+      </w:pPr>
+      <w:r>
+        <w:rPr>
+          <w:rFonts w:ascii="Times New Roman" w:hAnsi="Times New Roman" w:eastAsia="Malgun Gothic"/>
+          <w:b/>
+          <w:i w:val="0"/>
+          <w:sz w:val="22"/>
+        </w:rPr>
+        <w:t xml:space="preserve">Катя: </w:t>
+      </w:r>
+      <w:r>
+        <w:rPr>
+          <w:rFonts w:ascii="Times New Roman" w:hAnsi="Times New Roman" w:eastAsia="Malgun Gothic"/>
+          <w:b w:val="0"/>
+          <w:i w:val="0"/>
+          <w:sz w:val="22"/>
+        </w:rPr>
+        <w:t>Да, на Лисину. Группа, восемь номеров.</w:t>
+      </w:r>
+    </w:p>
+    <w:p>
+      <w:pPr>
+        <w:spacing w:before="0" w:after="110" w:line="300" w:lineRule="auto"/>
+      </w:pPr>
+      <w:r>
+        <w:rPr>
+          <w:rFonts w:ascii="Times New Roman" w:hAnsi="Times New Roman" w:eastAsia="Malgun Gothic"/>
+          <w:b/>
+          <w:i w:val="0"/>
+          <w:sz w:val="22"/>
+        </w:rPr>
+        <w:t xml:space="preserve">Администратор: </w:t>
+      </w:r>
+      <w:r>
+        <w:rPr>
+          <w:rFonts w:ascii="Times New Roman" w:hAnsi="Times New Roman" w:eastAsia="Malgun Gothic"/>
+          <w:b w:val="0"/>
+          <w:i w:val="0"/>
+          <w:sz w:val="22"/>
+        </w:rPr>
+        <w:t>Вижу. Паспорта попрошу, мне всех надо оформить.</w:t>
+      </w:r>
+    </w:p>
+    <w:p>
+      <w:pPr>
+        <w:spacing w:before="0" w:after="110" w:line="300" w:lineRule="auto"/>
+      </w:pPr>
+      <w:r>
+        <w:rPr>
+          <w:rFonts w:ascii="Times New Roman" w:hAnsi="Times New Roman" w:eastAsia="Malgun Gothic"/>
+          <w:b/>
+          <w:i w:val="0"/>
+          <w:sz w:val="22"/>
+        </w:rPr>
+        <w:t xml:space="preserve">Ирина: </w:t>
+      </w:r>
+      <w:r>
+        <w:rPr>
+          <w:rFonts w:ascii="Times New Roman" w:hAnsi="Times New Roman" w:eastAsia="Malgun Gothic"/>
+          <w:b w:val="0"/>
+          <w:i/>
+          <w:color w:val="555555"/>
+          <w:sz w:val="22"/>
+        </w:rPr>
+        <w:t>(протягивая паспорт)</w:t>
+      </w:r>
+      <w:r>
+        <w:rPr>
+          <w:rFonts w:ascii="Times New Roman" w:hAnsi="Times New Roman" w:eastAsia="Malgun Gothic"/>
+          <w:b w:val="0"/>
+          <w:i w:val="0"/>
+          <w:sz w:val="22"/>
+        </w:rPr>
+        <w:t xml:space="preserve"> Держите. А заселиться можно прямо сейчас? Нам только вещи оставить и умыться.</w:t>
+      </w:r>
+    </w:p>
+    <w:p>
+      <w:pPr>
+        <w:spacing w:before="0" w:after="110" w:line="300" w:lineRule="auto"/>
+      </w:pPr>
+      <w:r>
+        <w:rPr>
+          <w:rFonts w:ascii="Times New Roman" w:hAnsi="Times New Roman" w:eastAsia="Malgun Gothic"/>
+          <w:b/>
+          <w:i w:val="0"/>
+          <w:sz w:val="22"/>
+        </w:rPr>
+        <w:t xml:space="preserve">Администратор: </w:t>
+      </w:r>
+      <w:r>
+        <w:rPr>
+          <w:rFonts w:ascii="Times New Roman" w:hAnsi="Times New Roman" w:eastAsia="Malgun Gothic"/>
+          <w:b w:val="0"/>
+          <w:i w:val="0"/>
+          <w:sz w:val="22"/>
+        </w:rPr>
+        <w:t>Вообще-то заселение с двух, но для вас сделаем. Номера на втором этаже. Лифта у нас нет, уж извините.</w:t>
+      </w:r>
+    </w:p>
+    <w:p>
+      <w:pPr>
+        <w:spacing w:before="0" w:after="110" w:line="300" w:lineRule="auto"/>
+      </w:pPr>
+      <w:r>
+        <w:rPr>
+          <w:rFonts w:ascii="Times New Roman" w:hAnsi="Times New Roman" w:eastAsia="Malgun Gothic"/>
+          <w:b/>
+          <w:i w:val="0"/>
+          <w:sz w:val="22"/>
+        </w:rPr>
+        <w:t xml:space="preserve">Лёша: </w:t>
+      </w:r>
+      <w:r>
+        <w:rPr>
+          <w:rFonts w:ascii="Times New Roman" w:hAnsi="Times New Roman" w:eastAsia="Malgun Gothic"/>
+          <w:b w:val="0"/>
+          <w:i w:val="0"/>
+          <w:sz w:val="22"/>
+        </w:rPr>
+        <w:t>Ничего, ноги пока ходят. А позавтракать у вас где-нибудь можно?</w:t>
+      </w:r>
+    </w:p>
+    <w:p>
+      <w:pPr>
+        <w:spacing w:before="0" w:after="110" w:line="300" w:lineRule="auto"/>
+      </w:pPr>
+      <w:r>
+        <w:rPr>
+          <w:rFonts w:ascii="Times New Roman" w:hAnsi="Times New Roman" w:eastAsia="Malgun Gothic"/>
+          <w:b/>
+          <w:i w:val="0"/>
+          <w:sz w:val="22"/>
+        </w:rPr>
+        <w:t xml:space="preserve">Администратор: </w:t>
+      </w:r>
+      <w:r>
+        <w:rPr>
+          <w:rFonts w:ascii="Times New Roman" w:hAnsi="Times New Roman" w:eastAsia="Malgun Gothic"/>
+          <w:b w:val="0"/>
+          <w:i w:val="0"/>
+          <w:sz w:val="22"/>
+        </w:rPr>
+        <w:t>Внизу, в кафе, с семи до десяти. Входит в стоимость. Сырники у нас повар делает — все хвалят. И горячая вода есть — только пусть стечёт немного сначала. Если что понадобится — наберите девятку, я на месте.</w:t>
+      </w:r>
+    </w:p>
+    <w:p>
+      <w:pPr>
+        <w:spacing w:before="0" w:after="110" w:line="300" w:lineRule="auto"/>
+      </w:pPr>
+      <w:r>
+        <w:rPr>
+          <w:rFonts w:ascii="Times New Roman" w:hAnsi="Times New Roman" w:eastAsia="Malgun Gothic"/>
+          <w:b/>
+          <w:i w:val="0"/>
+          <w:sz w:val="22"/>
+        </w:rPr>
+        <w:t xml:space="preserve">Болдин: </w:t>
+      </w:r>
+      <w:r>
+        <w:rPr>
+          <w:rFonts w:ascii="Times New Roman" w:hAnsi="Times New Roman" w:eastAsia="Malgun Gothic"/>
+          <w:b w:val="0"/>
+          <w:i w:val="0"/>
+          <w:sz w:val="22"/>
+        </w:rPr>
+        <w:t>Этаж мы закроем для посторонних. Вы не против?</w:t>
+      </w:r>
+    </w:p>
+    <w:p>
+      <w:pPr>
+        <w:spacing w:before="0" w:after="110" w:line="300" w:lineRule="auto"/>
+      </w:pPr>
+      <w:r>
+        <w:rPr>
+          <w:rFonts w:ascii="Times New Roman" w:hAnsi="Times New Roman" w:eastAsia="Malgun Gothic"/>
+          <w:b/>
+          <w:i w:val="0"/>
+          <w:sz w:val="22"/>
+        </w:rPr>
+        <w:t xml:space="preserve">Администратор: </w:t>
+      </w:r>
+      <w:r>
+        <w:rPr>
+          <w:rFonts w:ascii="Times New Roman" w:hAnsi="Times New Roman" w:eastAsia="Malgun Gothic"/>
+          <w:b w:val="0"/>
+          <w:i w:val="0"/>
+          <w:sz w:val="22"/>
+        </w:rPr>
+        <w:t>Да какие у нас посторонние в семь утра. Закрывайте на здоровье.</w:t>
+      </w:r>
+    </w:p>
+    <w:p>
+      <w:pPr>
+        <w:spacing w:before="0" w:after="110" w:line="300" w:lineRule="auto"/>
+      </w:pPr>
+      <w:r>
+        <w:rPr>
+          <w:rFonts w:ascii="Times New Roman" w:hAnsi="Times New Roman" w:eastAsia="Malgun Gothic"/>
+          <w:b/>
+          <w:i w:val="0"/>
+          <w:sz w:val="22"/>
+        </w:rPr>
+        <w:t xml:space="preserve">Катя: </w:t>
+      </w:r>
+      <w:r>
+        <w:rPr>
+          <w:rFonts w:ascii="Times New Roman" w:hAnsi="Times New Roman" w:eastAsia="Malgun Gothic"/>
+          <w:b w:val="0"/>
+          <w:i w:val="0"/>
+          <w:sz w:val="22"/>
+        </w:rPr>
+        <w:t>Выселение во сколько?</w:t>
+      </w:r>
+    </w:p>
+    <w:p>
+      <w:pPr>
+        <w:spacing w:before="0" w:after="110" w:line="300" w:lineRule="auto"/>
+      </w:pPr>
+      <w:r>
+        <w:rPr>
+          <w:rFonts w:ascii="Times New Roman" w:hAnsi="Times New Roman" w:eastAsia="Malgun Gothic"/>
+          <w:b/>
+          <w:i w:val="0"/>
+          <w:sz w:val="22"/>
+        </w:rPr>
+        <w:t xml:space="preserve">Администратор: </w:t>
+      </w:r>
+      <w:r>
+        <w:rPr>
+          <w:rFonts w:ascii="Times New Roman" w:hAnsi="Times New Roman" w:eastAsia="Malgun Gothic"/>
+          <w:b w:val="0"/>
+          <w:i w:val="0"/>
+          <w:sz w:val="22"/>
+        </w:rPr>
+        <w:t>До двенадцати. Но задержитесь — не выгоню, не переживайте.</w:t>
+      </w:r>
+    </w:p>
+    <w:p>
+      <w:pPr>
+        <w:spacing w:before="0" w:after="110" w:line="300" w:lineRule="auto"/>
+      </w:pPr>
+      <w:r>
+        <w:rPr>
+          <w:rFonts w:ascii="Times New Roman" w:hAnsi="Times New Roman" w:eastAsia="Malgun Gothic"/>
+          <w:b/>
+          <w:i w:val="0"/>
+          <w:sz w:val="22"/>
+        </w:rPr>
+        <w:t xml:space="preserve">Лёша: </w:t>
+      </w:r>
+      <w:r>
+        <w:rPr>
+          <w:rFonts w:ascii="Times New Roman" w:hAnsi="Times New Roman" w:eastAsia="Malgun Gothic"/>
+          <w:b w:val="0"/>
+          <w:i/>
+          <w:color w:val="555555"/>
+          <w:sz w:val="22"/>
+        </w:rPr>
+        <w:t>(Ирине, на лестнице)</w:t>
+      </w:r>
+      <w:r>
+        <w:rPr>
+          <w:rFonts w:ascii="Times New Roman" w:hAnsi="Times New Roman" w:eastAsia="Malgun Gothic"/>
+          <w:b w:val="0"/>
+          <w:i w:val="0"/>
+          <w:sz w:val="22"/>
+        </w:rPr>
+        <w:t xml:space="preserve"> Ну что, сырники — и в Тайболу?</w:t>
+      </w:r>
+    </w:p>
+    <w:p>
+      <w:pPr>
+        <w:spacing w:before="0" w:after="110" w:line="300" w:lineRule="auto"/>
+      </w:pPr>
+      <w:r>
+        <w:rPr>
+          <w:rFonts w:ascii="Times New Roman" w:hAnsi="Times New Roman" w:eastAsia="Malgun Gothic"/>
+          <w:b/>
+          <w:i w:val="0"/>
+          <w:sz w:val="22"/>
+        </w:rPr>
+        <w:t xml:space="preserve">Ирина: </w:t>
+      </w:r>
+      <w:r>
+        <w:rPr>
+          <w:rFonts w:ascii="Times New Roman" w:hAnsi="Times New Roman" w:eastAsia="Malgun Gothic"/>
+          <w:b w:val="0"/>
+          <w:i w:val="0"/>
+          <w:sz w:val="22"/>
+        </w:rPr>
+        <w:t>Сырники. Екатерина Ивановна, это же есть в расписании?</w:t>
+      </w:r>
+    </w:p>
+    <w:p>
+      <w:pPr>
+        <w:spacing w:before="0" w:after="110" w:line="300" w:lineRule="auto"/>
+      </w:pPr>
+      <w:r>
+        <w:rPr>
+          <w:rFonts w:ascii="Times New Roman" w:hAnsi="Times New Roman" w:eastAsia="Malgun Gothic"/>
+          <w:b/>
+          <w:i w:val="0"/>
+          <w:sz w:val="22"/>
+        </w:rPr>
+        <w:t xml:space="preserve">Катя: </w:t>
+      </w:r>
+      <w:r>
+        <w:rPr>
+          <w:rFonts w:ascii="Times New Roman" w:hAnsi="Times New Roman" w:eastAsia="Malgun Gothic"/>
+          <w:b w:val="0"/>
+          <w:i w:val="0"/>
+          <w:sz w:val="22"/>
+        </w:rPr>
+        <w:t>Теперь есть. Десять минут.</w:t>
+      </w:r>
+    </w:p>
+    <w:p>
+      <w:pPr>
         <w:keepNext/>
         <w:spacing w:before="320" w:after="140"/>
       </w:pPr>
@@ -3287,12 +2306,12 @@
           <w:color w:val="1F3864"/>
           <w:sz w:val="26"/>
         </w:rPr>
-        <w:t>핵심 문학 인용</w:t>
+        <w:t>장면 8 — 타이볼라 도착</w:t>
       </w:r>
     </w:p>
     <w:p>
       <w:pPr>
-        <w:spacing w:before="0" w:after="120"/>
+        <w:spacing w:before="0" w:after="110" w:line="300" w:lineRule="auto"/>
       </w:pPr>
       <w:r>
         <w:rPr>
@@ -3301,7 +2320,7 @@
           <w:i w:val="0"/>
           <w:sz w:val="22"/>
         </w:rPr>
-        <w:t>Русская пословица: «Долг платежом красен»</w:t>
+        <w:t xml:space="preserve">Михаил: </w:t>
       </w:r>
       <w:r>
         <w:rPr>
@@ -3310,11 +2329,1990 @@
           <w:i w:val="0"/>
           <w:sz w:val="22"/>
         </w:rPr>
-        <w:t xml:space="preserve"> — 한국어 해설: "빚은 갚아야 제맛"이라는 뜻의 속담. 갈리나가 파이를 내밀며 "네가 우리에게 환기 장치를 찾아 줬으니 우리는 파이로 갚는다"고 말한다. 1부에서 료샤가 시브자보드 노동자들을 위해 싸운 일을 소박한 부엌의 셈법으로 되갚는, 노동자 가족다운 인사다 (장면 3).</w:t>
+        <w:t>Алексей Николаевич! Дошли наконец и до нас!</w:t>
       </w:r>
     </w:p>
     <w:p>
       <w:pPr>
+        <w:spacing w:before="0" w:after="110" w:line="300" w:lineRule="auto"/>
+      </w:pPr>
+      <w:r>
+        <w:rPr>
+          <w:rFonts w:ascii="Times New Roman" w:hAnsi="Times New Roman" w:eastAsia="Malgun Gothic"/>
+          <w:b/>
+          <w:i w:val="0"/>
+          <w:sz w:val="22"/>
+        </w:rPr>
+        <w:t xml:space="preserve">Лёша: </w:t>
+      </w:r>
+      <w:r>
+        <w:rPr>
+          <w:rFonts w:ascii="Times New Roman" w:hAnsi="Times New Roman" w:eastAsia="Malgun Gothic"/>
+          <w:b w:val="0"/>
+          <w:i w:val="0"/>
+          <w:sz w:val="22"/>
+        </w:rPr>
+        <w:t>Михаил Егорович! Простите, что так долго.</w:t>
+      </w:r>
+    </w:p>
+    <w:p>
+      <w:pPr>
+        <w:spacing w:before="0" w:after="110" w:line="300" w:lineRule="auto"/>
+      </w:pPr>
+      <w:r>
+        <w:rPr>
+          <w:rFonts w:ascii="Times New Roman" w:hAnsi="Times New Roman" w:eastAsia="Malgun Gothic"/>
+          <w:b/>
+          <w:i w:val="0"/>
+          <w:sz w:val="22"/>
+        </w:rPr>
+        <w:t xml:space="preserve">Михаил: </w:t>
+      </w:r>
+      <w:r>
+        <w:rPr>
+          <w:rFonts w:ascii="Times New Roman" w:hAnsi="Times New Roman" w:eastAsia="Malgun Gothic"/>
+          <w:b w:val="0"/>
+          <w:i w:val="0"/>
+          <w:sz w:val="22"/>
+        </w:rPr>
+        <w:t>Прощаю. Лес стоит. После того решения суда ни одна машина сюда больше не заходила — лицензию аннулировали окончательно.</w:t>
+      </w:r>
+    </w:p>
+    <w:p>
+      <w:pPr>
+        <w:spacing w:before="0" w:after="110" w:line="300" w:lineRule="auto"/>
+      </w:pPr>
+      <w:r>
+        <w:rPr>
+          <w:rFonts w:ascii="Times New Roman" w:hAnsi="Times New Roman" w:eastAsia="Malgun Gothic"/>
+          <w:b/>
+          <w:i w:val="0"/>
+          <w:sz w:val="22"/>
+        </w:rPr>
+        <w:t xml:space="preserve">Лёша: </w:t>
+      </w:r>
+      <w:r>
+        <w:rPr>
+          <w:rFonts w:ascii="Times New Roman" w:hAnsi="Times New Roman" w:eastAsia="Malgun Gothic"/>
+          <w:b w:val="0"/>
+          <w:i w:val="0"/>
+          <w:sz w:val="22"/>
+        </w:rPr>
+        <w:t>Ольга Викторовна была бы счастлива.</w:t>
+      </w:r>
+    </w:p>
+    <w:p>
+      <w:pPr>
+        <w:spacing w:before="0" w:after="110" w:line="300" w:lineRule="auto"/>
+      </w:pPr>
+      <w:r>
+        <w:rPr>
+          <w:rFonts w:ascii="Times New Roman" w:hAnsi="Times New Roman" w:eastAsia="Malgun Gothic"/>
+          <w:b/>
+          <w:i w:val="0"/>
+          <w:sz w:val="22"/>
+        </w:rPr>
+        <w:t xml:space="preserve">Михаил: </w:t>
+      </w:r>
+      <w:r>
+        <w:rPr>
+          <w:rFonts w:ascii="Times New Roman" w:hAnsi="Times New Roman" w:eastAsia="Malgun Gothic"/>
+          <w:b w:val="0"/>
+          <w:i w:val="0"/>
+          <w:sz w:val="22"/>
+        </w:rPr>
+        <w:t>Была бы. Идёмте, покажу землю, которую она отстояла.</w:t>
+      </w:r>
+    </w:p>
+    <w:p>
+      <w:pPr>
+        <w:keepNext/>
+        <w:spacing w:before="320" w:after="140"/>
+      </w:pPr>
+      <w:r>
+        <w:rPr>
+          <w:rFonts w:ascii="Times New Roman" w:hAnsi="Times New Roman" w:eastAsia="Malgun Gothic"/>
+          <w:b/>
+          <w:i w:val="0"/>
+          <w:color w:val="1F3864"/>
+          <w:sz w:val="26"/>
+        </w:rPr>
+        <w:t>장면 9 — 타이볼라 숲</w:t>
+      </w:r>
+    </w:p>
+    <w:p>
+      <w:pPr>
+        <w:spacing w:before="0" w:after="110" w:line="300" w:lineRule="auto"/>
+      </w:pPr>
+      <w:r>
+        <w:rPr>
+          <w:rFonts w:ascii="Times New Roman" w:hAnsi="Times New Roman" w:eastAsia="Malgun Gothic"/>
+          <w:b/>
+          <w:i w:val="0"/>
+          <w:sz w:val="22"/>
+        </w:rPr>
+        <w:t xml:space="preserve">Михаил: </w:t>
+      </w:r>
+      <w:r>
+        <w:rPr>
+          <w:rFonts w:ascii="Times New Roman" w:hAnsi="Times New Roman" w:eastAsia="Malgun Gothic"/>
+          <w:b w:val="0"/>
+          <w:i/>
+          <w:color w:val="555555"/>
+          <w:sz w:val="22"/>
+        </w:rPr>
+        <w:t>(показывая на опушку)</w:t>
+      </w:r>
+      <w:r>
+        <w:rPr>
+          <w:rFonts w:ascii="Times New Roman" w:hAnsi="Times New Roman" w:eastAsia="Malgun Gothic"/>
+          <w:b w:val="0"/>
+          <w:i w:val="0"/>
+          <w:sz w:val="22"/>
+        </w:rPr>
+        <w:t xml:space="preserve"> Вот здесь стояла техника «Литвиновметалла» в тот день, когда её арестовали.</w:t>
+      </w:r>
+    </w:p>
+    <w:p>
+      <w:pPr>
+        <w:spacing w:before="0" w:after="110" w:line="300" w:lineRule="auto"/>
+      </w:pPr>
+      <w:r>
+        <w:rPr>
+          <w:rFonts w:ascii="Times New Roman" w:hAnsi="Times New Roman" w:eastAsia="Malgun Gothic"/>
+          <w:b/>
+          <w:i w:val="0"/>
+          <w:sz w:val="22"/>
+        </w:rPr>
+        <w:t xml:space="preserve">Лёша: </w:t>
+      </w:r>
+      <w:r>
+        <w:rPr>
+          <w:rFonts w:ascii="Times New Roman" w:hAnsi="Times New Roman" w:eastAsia="Malgun Gothic"/>
+          <w:b w:val="0"/>
+          <w:i w:val="0"/>
+          <w:sz w:val="22"/>
+        </w:rPr>
+        <w:t>Странное чувство — видеть покой там, где когда-то шла война за каждый метр.</w:t>
+      </w:r>
+    </w:p>
+    <w:p>
+      <w:pPr>
+        <w:spacing w:before="0" w:after="110" w:line="300" w:lineRule="auto"/>
+      </w:pPr>
+      <w:r>
+        <w:rPr>
+          <w:rFonts w:ascii="Times New Roman" w:hAnsi="Times New Roman" w:eastAsia="Malgun Gothic"/>
+          <w:b/>
+          <w:i w:val="0"/>
+          <w:sz w:val="22"/>
+        </w:rPr>
+        <w:t xml:space="preserve">Ирина: </w:t>
+      </w:r>
+      <w:r>
+        <w:rPr>
+          <w:rFonts w:ascii="Times New Roman" w:hAnsi="Times New Roman" w:eastAsia="Malgun Gothic"/>
+          <w:b w:val="0"/>
+          <w:i w:val="0"/>
+          <w:sz w:val="22"/>
+        </w:rPr>
+        <w:t>Хороший вид на то, ради чего всё было.</w:t>
+      </w:r>
+    </w:p>
+    <w:p>
+      <w:pPr>
+        <w:spacing w:before="0" w:after="110" w:line="300" w:lineRule="auto"/>
+      </w:pPr>
+      <w:r>
+        <w:rPr>
+          <w:rFonts w:ascii="Times New Roman" w:hAnsi="Times New Roman" w:eastAsia="Malgun Gothic"/>
+          <w:b/>
+          <w:i w:val="0"/>
+          <w:sz w:val="22"/>
+        </w:rPr>
+        <w:t xml:space="preserve">Михаил: </w:t>
+      </w:r>
+      <w:r>
+        <w:rPr>
+          <w:rFonts w:ascii="Times New Roman" w:hAnsi="Times New Roman" w:eastAsia="Malgun Gothic"/>
+          <w:b w:val="0"/>
+          <w:i w:val="0"/>
+          <w:sz w:val="22"/>
+        </w:rPr>
+        <w:t>Дети наши теперь сюда за грибами ходят. Историю учат не по учебникам — по земле, которую отстояли их деды.</w:t>
+      </w:r>
+    </w:p>
+    <w:p>
+      <w:pPr>
+        <w:spacing w:before="0" w:after="110" w:line="300" w:lineRule="auto"/>
+      </w:pPr>
+      <w:r>
+        <w:rPr>
+          <w:rFonts w:ascii="Times New Roman" w:hAnsi="Times New Roman" w:eastAsia="Malgun Gothic"/>
+          <w:b/>
+          <w:i w:val="0"/>
+          <w:sz w:val="22"/>
+        </w:rPr>
+        <w:t xml:space="preserve">Лёша: </w:t>
+      </w:r>
+      <w:r>
+        <w:rPr>
+          <w:rFonts w:ascii="Times New Roman" w:hAnsi="Times New Roman" w:eastAsia="Malgun Gothic"/>
+          <w:b w:val="0"/>
+          <w:i w:val="0"/>
+          <w:sz w:val="22"/>
+        </w:rPr>
+        <w:t>Решение суда — это бумага. А вот это — живой лес. Бумага нужна, чтобы лес остался.</w:t>
+      </w:r>
+    </w:p>
+    <w:p>
+      <w:pPr>
+        <w:spacing w:before="0" w:after="110" w:line="300" w:lineRule="auto"/>
+      </w:pPr>
+      <w:r>
+        <w:rPr>
+          <w:rFonts w:ascii="Times New Roman" w:hAnsi="Times New Roman" w:eastAsia="Malgun Gothic"/>
+          <w:b/>
+          <w:i w:val="0"/>
+          <w:sz w:val="22"/>
+        </w:rPr>
+        <w:t xml:space="preserve">Михаил: </w:t>
+      </w:r>
+      <w:r>
+        <w:rPr>
+          <w:rFonts w:ascii="Times New Roman" w:hAnsi="Times New Roman" w:eastAsia="Malgun Gothic"/>
+          <w:b w:val="0"/>
+          <w:i w:val="0"/>
+          <w:sz w:val="22"/>
+        </w:rPr>
+        <w:t>Ольга Викторовна так и говорила: закон — это забор, а не сад. Сад растим мы сами.</w:t>
+      </w:r>
+    </w:p>
+    <w:p>
+      <w:pPr>
+        <w:keepNext/>
+        <w:spacing w:before="320" w:after="140"/>
+      </w:pPr>
+      <w:r>
+        <w:rPr>
+          <w:rFonts w:ascii="Times New Roman" w:hAnsi="Times New Roman" w:eastAsia="Malgun Gothic"/>
+          <w:b/>
+          <w:i w:val="0"/>
+          <w:color w:val="1F3864"/>
+          <w:sz w:val="26"/>
+        </w:rPr>
+        <w:t>장면 10 — 젊은 세대와의 대화</w:t>
+      </w:r>
+    </w:p>
+    <w:p>
+      <w:pPr>
+        <w:spacing w:before="0" w:after="110" w:line="300" w:lineRule="auto"/>
+      </w:pPr>
+      <w:r>
+        <w:rPr>
+          <w:rFonts w:ascii="Times New Roman" w:hAnsi="Times New Roman" w:eastAsia="Malgun Gothic"/>
+          <w:b/>
+          <w:i w:val="0"/>
+          <w:sz w:val="22"/>
+        </w:rPr>
+        <w:t xml:space="preserve">Молодой чолкан: </w:t>
+      </w:r>
+      <w:r>
+        <w:rPr>
+          <w:rFonts w:ascii="Times New Roman" w:hAnsi="Times New Roman" w:eastAsia="Malgun Gothic"/>
+          <w:b w:val="0"/>
+          <w:i w:val="0"/>
+          <w:sz w:val="22"/>
+        </w:rPr>
+        <w:t>Алексей Николаевич, я был ещё ребёнком, когда судили Ольгу Нестерову. Знаю её только по рассказам.</w:t>
+      </w:r>
+    </w:p>
+    <w:p>
+      <w:pPr>
+        <w:spacing w:before="0" w:after="110" w:line="300" w:lineRule="auto"/>
+      </w:pPr>
+      <w:r>
+        <w:rPr>
+          <w:rFonts w:ascii="Times New Roman" w:hAnsi="Times New Roman" w:eastAsia="Malgun Gothic"/>
+          <w:b/>
+          <w:i w:val="0"/>
+          <w:sz w:val="22"/>
+        </w:rPr>
+        <w:t xml:space="preserve">Лёша: </w:t>
+      </w:r>
+      <w:r>
+        <w:rPr>
+          <w:rFonts w:ascii="Times New Roman" w:hAnsi="Times New Roman" w:eastAsia="Malgun Gothic"/>
+          <w:b w:val="0"/>
+          <w:i w:val="0"/>
+          <w:sz w:val="22"/>
+        </w:rPr>
+        <w:t>Какой она была, по рассказам?</w:t>
+      </w:r>
+    </w:p>
+    <w:p>
+      <w:pPr>
+        <w:spacing w:before="0" w:after="110" w:line="300" w:lineRule="auto"/>
+      </w:pPr>
+      <w:r>
+        <w:rPr>
+          <w:rFonts w:ascii="Times New Roman" w:hAnsi="Times New Roman" w:eastAsia="Malgun Gothic"/>
+          <w:b/>
+          <w:i w:val="0"/>
+          <w:sz w:val="22"/>
+        </w:rPr>
+        <w:t xml:space="preserve">Молодой чолкан: </w:t>
+      </w:r>
+      <w:r>
+        <w:rPr>
+          <w:rFonts w:ascii="Times New Roman" w:hAnsi="Times New Roman" w:eastAsia="Malgun Gothic"/>
+          <w:b w:val="0"/>
+          <w:i w:val="0"/>
+          <w:sz w:val="22"/>
+        </w:rPr>
+        <w:t>Бесстрашной. Мама говорит, после её ареста весь посёлок будто проснулся.</w:t>
+      </w:r>
+    </w:p>
+    <w:p>
+      <w:pPr>
+        <w:spacing w:before="0" w:after="110" w:line="300" w:lineRule="auto"/>
+      </w:pPr>
+      <w:r>
+        <w:rPr>
+          <w:rFonts w:ascii="Times New Roman" w:hAnsi="Times New Roman" w:eastAsia="Malgun Gothic"/>
+          <w:b/>
+          <w:i w:val="0"/>
+          <w:sz w:val="22"/>
+        </w:rPr>
+        <w:t xml:space="preserve">Лёша: </w:t>
+      </w:r>
+      <w:r>
+        <w:rPr>
+          <w:rFonts w:ascii="Times New Roman" w:hAnsi="Times New Roman" w:eastAsia="Malgun Gothic"/>
+          <w:b w:val="0"/>
+          <w:i w:val="0"/>
+          <w:sz w:val="22"/>
+        </w:rPr>
+        <w:t>Похоже на правду.</w:t>
+      </w:r>
+    </w:p>
+    <w:p>
+      <w:pPr>
+        <w:spacing w:before="0" w:after="110" w:line="300" w:lineRule="auto"/>
+      </w:pPr>
+      <w:r>
+        <w:rPr>
+          <w:rFonts w:ascii="Times New Roman" w:hAnsi="Times New Roman" w:eastAsia="Malgun Gothic"/>
+          <w:b/>
+          <w:i w:val="0"/>
+          <w:sz w:val="22"/>
+        </w:rPr>
+        <w:t xml:space="preserve">Молодой чолкан: </w:t>
+      </w:r>
+      <w:r>
+        <w:rPr>
+          <w:rFonts w:ascii="Times New Roman" w:hAnsi="Times New Roman" w:eastAsia="Malgun Gothic"/>
+          <w:b w:val="0"/>
+          <w:i w:val="0"/>
+          <w:sz w:val="22"/>
+        </w:rPr>
+        <w:t>Хочу изучать право, как она. Как вы.</w:t>
+      </w:r>
+    </w:p>
+    <w:p>
+      <w:pPr>
+        <w:spacing w:before="0" w:after="110" w:line="300" w:lineRule="auto"/>
+      </w:pPr>
+      <w:r>
+        <w:rPr>
+          <w:rFonts w:ascii="Times New Roman" w:hAnsi="Times New Roman" w:eastAsia="Malgun Gothic"/>
+          <w:b/>
+          <w:i w:val="0"/>
+          <w:sz w:val="22"/>
+        </w:rPr>
+        <w:t xml:space="preserve">Лёша: </w:t>
+      </w:r>
+      <w:r>
+        <w:rPr>
+          <w:rFonts w:ascii="Times New Roman" w:hAnsi="Times New Roman" w:eastAsia="Malgun Gothic"/>
+          <w:b w:val="0"/>
+          <w:i w:val="0"/>
+          <w:sz w:val="22"/>
+        </w:rPr>
+        <w:t>Тогда её дело продолжается — просто в новых руках.</w:t>
+      </w:r>
+    </w:p>
+    <w:p>
+      <w:pPr>
+        <w:spacing w:before="0" w:after="110" w:line="300" w:lineRule="auto"/>
+      </w:pPr>
+      <w:r>
+        <w:rPr>
+          <w:rFonts w:ascii="Times New Roman" w:hAnsi="Times New Roman" w:eastAsia="Malgun Gothic"/>
+          <w:b/>
+          <w:i w:val="0"/>
+          <w:sz w:val="22"/>
+        </w:rPr>
+        <w:t xml:space="preserve">Молодой чолкан: </w:t>
+      </w:r>
+      <w:r>
+        <w:rPr>
+          <w:rFonts w:ascii="Times New Roman" w:hAnsi="Times New Roman" w:eastAsia="Malgun Gothic"/>
+          <w:b w:val="0"/>
+          <w:i w:val="0"/>
+          <w:sz w:val="22"/>
+        </w:rPr>
+        <w:t>А правда, что из таких посёлков, как наш, на юрфак почти не поступают?</w:t>
+      </w:r>
+    </w:p>
+    <w:p>
+      <w:pPr>
+        <w:spacing w:before="0" w:after="110" w:line="300" w:lineRule="auto"/>
+      </w:pPr>
+      <w:r>
+        <w:rPr>
+          <w:rFonts w:ascii="Times New Roman" w:hAnsi="Times New Roman" w:eastAsia="Malgun Gothic"/>
+          <w:b/>
+          <w:i w:val="0"/>
+          <w:sz w:val="22"/>
+        </w:rPr>
+        <w:t xml:space="preserve">Лёша: </w:t>
+      </w:r>
+      <w:r>
+        <w:rPr>
+          <w:rFonts w:ascii="Times New Roman" w:hAnsi="Times New Roman" w:eastAsia="Malgun Gothic"/>
+          <w:b w:val="0"/>
+          <w:i w:val="0"/>
+          <w:sz w:val="22"/>
+        </w:rPr>
+        <w:t>Раньше не поступали. Теперь поступают. Трудно — но трудно было и ей.</w:t>
+      </w:r>
+    </w:p>
+    <w:p>
+      <w:pPr>
+        <w:spacing w:before="0" w:after="110" w:line="300" w:lineRule="auto"/>
+      </w:pPr>
+      <w:r>
+        <w:rPr>
+          <w:rFonts w:ascii="Times New Roman" w:hAnsi="Times New Roman" w:eastAsia="Malgun Gothic"/>
+          <w:b/>
+          <w:i w:val="0"/>
+          <w:sz w:val="22"/>
+        </w:rPr>
+        <w:t xml:space="preserve">Молодой чолкан: </w:t>
+      </w:r>
+      <w:r>
+        <w:rPr>
+          <w:rFonts w:ascii="Times New Roman" w:hAnsi="Times New Roman" w:eastAsia="Malgun Gothic"/>
+          <w:b w:val="0"/>
+          <w:i w:val="0"/>
+          <w:sz w:val="22"/>
+        </w:rPr>
+        <w:t>Тогда подам документы в этом году.</w:t>
+      </w:r>
+    </w:p>
+    <w:p>
+      <w:pPr>
+        <w:spacing w:before="0" w:after="110" w:line="300" w:lineRule="auto"/>
+      </w:pPr>
+      <w:r>
+        <w:rPr>
+          <w:rFonts w:ascii="Times New Roman" w:hAnsi="Times New Roman" w:eastAsia="Malgun Gothic"/>
+          <w:b/>
+          <w:i w:val="0"/>
+          <w:sz w:val="22"/>
+        </w:rPr>
+        <w:t xml:space="preserve">Лёша: </w:t>
+      </w:r>
+      <w:r>
+        <w:rPr>
+          <w:rFonts w:ascii="Times New Roman" w:hAnsi="Times New Roman" w:eastAsia="Malgun Gothic"/>
+          <w:b w:val="0"/>
+          <w:i w:val="0"/>
+          <w:sz w:val="22"/>
+        </w:rPr>
+        <w:t>Подавайте. Уверен, у вас получится.</w:t>
+      </w:r>
+    </w:p>
+    <w:p>
+      <w:pPr>
+        <w:keepNext/>
+        <w:spacing w:before="320" w:after="140"/>
+      </w:pPr>
+      <w:r>
+        <w:rPr>
+          <w:rFonts w:ascii="Times New Roman" w:hAnsi="Times New Roman" w:eastAsia="Malgun Gothic"/>
+          <w:b/>
+          <w:i w:val="0"/>
+          <w:color w:val="1F3864"/>
+          <w:sz w:val="26"/>
+        </w:rPr>
+        <w:t>장면 11 — 모스크바의 화상통화</w:t>
+      </w:r>
+    </w:p>
+    <w:p>
+      <w:pPr>
+        <w:spacing w:before="0" w:after="110" w:line="300" w:lineRule="auto"/>
+      </w:pPr>
+      <w:r>
+        <w:rPr>
+          <w:rFonts w:ascii="Times New Roman" w:hAnsi="Times New Roman" w:eastAsia="Malgun Gothic"/>
+          <w:b/>
+          <w:i w:val="0"/>
+          <w:sz w:val="22"/>
+        </w:rPr>
+        <w:t xml:space="preserve">Кирилл: </w:t>
+      </w:r>
+      <w:r>
+        <w:rPr>
+          <w:rFonts w:ascii="Times New Roman" w:hAnsi="Times New Roman" w:eastAsia="Malgun Gothic"/>
+          <w:b w:val="0"/>
+          <w:i/>
+          <w:color w:val="555555"/>
+          <w:sz w:val="22"/>
+        </w:rPr>
+        <w:t>(по видеосвязи из Москвы)</w:t>
+      </w:r>
+      <w:r>
+        <w:rPr>
+          <w:rFonts w:ascii="Times New Roman" w:hAnsi="Times New Roman" w:eastAsia="Malgun Gothic"/>
+          <w:b w:val="0"/>
+          <w:i w:val="0"/>
+          <w:sz w:val="22"/>
+        </w:rPr>
+        <w:t xml:space="preserve"> Как турне?</w:t>
+      </w:r>
+    </w:p>
+    <w:p>
+      <w:pPr>
+        <w:spacing w:before="0" w:after="110" w:line="300" w:lineRule="auto"/>
+      </w:pPr>
+      <w:r>
+        <w:rPr>
+          <w:rFonts w:ascii="Times New Roman" w:hAnsi="Times New Roman" w:eastAsia="Malgun Gothic"/>
+          <w:b/>
+          <w:i w:val="0"/>
+          <w:sz w:val="22"/>
+        </w:rPr>
+        <w:t xml:space="preserve">Ирина: </w:t>
+      </w:r>
+      <w:r>
+        <w:rPr>
+          <w:rFonts w:ascii="Times New Roman" w:hAnsi="Times New Roman" w:eastAsia="Malgun Gothic"/>
+          <w:b w:val="0"/>
+          <w:i w:val="0"/>
+          <w:sz w:val="22"/>
+        </w:rPr>
+        <w:t>Эмоционально. Сильнее, чем я ожидала.</w:t>
+      </w:r>
+    </w:p>
+    <w:p>
+      <w:pPr>
+        <w:spacing w:before="0" w:after="110" w:line="300" w:lineRule="auto"/>
+      </w:pPr>
+      <w:r>
+        <w:rPr>
+          <w:rFonts w:ascii="Times New Roman" w:hAnsi="Times New Roman" w:eastAsia="Malgun Gothic"/>
+          <w:b/>
+          <w:i w:val="0"/>
+          <w:sz w:val="22"/>
+        </w:rPr>
+        <w:t xml:space="preserve">Настя: </w:t>
+      </w:r>
+      <w:r>
+        <w:rPr>
+          <w:rFonts w:ascii="Times New Roman" w:hAnsi="Times New Roman" w:eastAsia="Malgun Gothic"/>
+          <w:b w:val="0"/>
+          <w:i w:val="0"/>
+          <w:sz w:val="22"/>
+        </w:rPr>
+        <w:t>Опросы уже реагируют?</w:t>
+      </w:r>
+    </w:p>
+    <w:p>
+      <w:pPr>
+        <w:spacing w:before="0" w:after="110" w:line="300" w:lineRule="auto"/>
+      </w:pPr>
+      <w:r>
+        <w:rPr>
+          <w:rFonts w:ascii="Times New Roman" w:hAnsi="Times New Roman" w:eastAsia="Malgun Gothic"/>
+          <w:b/>
+          <w:i w:val="0"/>
+          <w:sz w:val="22"/>
+        </w:rPr>
+        <w:t xml:space="preserve">Ирина: </w:t>
+      </w:r>
+      <w:r>
+        <w:rPr>
+          <w:rFonts w:ascii="Times New Roman" w:hAnsi="Times New Roman" w:eastAsia="Malgun Gothic"/>
+          <w:b w:val="0"/>
+          <w:i w:val="0"/>
+          <w:sz w:val="22"/>
+        </w:rPr>
+        <w:t>Рано судить. Но люди на местах теплее, чем показывала статистика.</w:t>
+      </w:r>
+    </w:p>
+    <w:p>
+      <w:pPr>
+        <w:spacing w:before="0" w:after="110" w:line="300" w:lineRule="auto"/>
+      </w:pPr>
+      <w:r>
+        <w:rPr>
+          <w:rFonts w:ascii="Times New Roman" w:hAnsi="Times New Roman" w:eastAsia="Malgun Gothic"/>
+          <w:b/>
+          <w:i w:val="0"/>
+          <w:sz w:val="22"/>
+        </w:rPr>
+        <w:t xml:space="preserve">Кирилл: </w:t>
+      </w:r>
+      <w:r>
+        <w:rPr>
+          <w:rFonts w:ascii="Times New Roman" w:hAnsi="Times New Roman" w:eastAsia="Malgun Gothic"/>
+          <w:b w:val="0"/>
+          <w:i w:val="0"/>
+          <w:sz w:val="22"/>
+        </w:rPr>
+        <w:t>Статистика иногда врёт сильнее дипфейков.</w:t>
+      </w:r>
+    </w:p>
+    <w:p>
+      <w:pPr>
+        <w:spacing w:before="0" w:after="110" w:line="300" w:lineRule="auto"/>
+      </w:pPr>
+      <w:r>
+        <w:rPr>
+          <w:rFonts w:ascii="Times New Roman" w:hAnsi="Times New Roman" w:eastAsia="Malgun Gothic"/>
+          <w:b/>
+          <w:i w:val="0"/>
+          <w:sz w:val="22"/>
+        </w:rPr>
+        <w:t xml:space="preserve">Ирина: </w:t>
+      </w:r>
+      <w:r>
+        <w:rPr>
+          <w:rFonts w:ascii="Times New Roman" w:hAnsi="Times New Roman" w:eastAsia="Malgun Gothic"/>
+          <w:b w:val="0"/>
+          <w:i w:val="0"/>
+          <w:sz w:val="22"/>
+        </w:rPr>
+        <w:t>Циничное наблюдение для аудитора.</w:t>
+      </w:r>
+    </w:p>
+    <w:p>
+      <w:pPr>
+        <w:spacing w:before="0" w:after="110" w:line="300" w:lineRule="auto"/>
+      </w:pPr>
+      <w:r>
+        <w:rPr>
+          <w:rFonts w:ascii="Times New Roman" w:hAnsi="Times New Roman" w:eastAsia="Malgun Gothic"/>
+          <w:b/>
+          <w:i w:val="0"/>
+          <w:sz w:val="22"/>
+        </w:rPr>
+        <w:t xml:space="preserve">Кирилл: </w:t>
+      </w:r>
+      <w:r>
+        <w:rPr>
+          <w:rFonts w:ascii="Times New Roman" w:hAnsi="Times New Roman" w:eastAsia="Malgun Gothic"/>
+          <w:b w:val="0"/>
+          <w:i w:val="0"/>
+          <w:sz w:val="22"/>
+        </w:rPr>
+        <w:t>Профессиональная привычка, Ирина Олеговна.</w:t>
+      </w:r>
+    </w:p>
+    <w:p>
+      <w:pPr>
+        <w:spacing w:before="0" w:after="110" w:line="300" w:lineRule="auto"/>
+      </w:pPr>
+      <w:r>
+        <w:rPr>
+          <w:rFonts w:ascii="Times New Roman" w:hAnsi="Times New Roman" w:eastAsia="Malgun Gothic"/>
+          <w:b/>
+          <w:i w:val="0"/>
+          <w:sz w:val="22"/>
+        </w:rPr>
+        <w:t xml:space="preserve">Настя: </w:t>
+      </w:r>
+      <w:r>
+        <w:rPr>
+          <w:rFonts w:ascii="Times New Roman" w:hAnsi="Times New Roman" w:eastAsia="Malgun Gothic"/>
+          <w:b w:val="0"/>
+          <w:i w:val="0"/>
+          <w:sz w:val="22"/>
+        </w:rPr>
+        <w:t>Не слушайте его. Он просто завидует, что вы там, а он здесь, со сводными таблицами.</w:t>
+      </w:r>
+    </w:p>
+    <w:p>
+      <w:pPr>
+        <w:keepNext/>
+        <w:spacing w:before="320" w:after="140"/>
+      </w:pPr>
+      <w:r>
+        <w:rPr>
+          <w:rFonts w:ascii="Times New Roman" w:hAnsi="Times New Roman" w:eastAsia="Malgun Gothic"/>
+          <w:b/>
+          <w:i w:val="0"/>
+          <w:color w:val="1F3864"/>
+          <w:sz w:val="26"/>
+        </w:rPr>
+        <w:t>장면 12 — 코발추크의 맞불 유세</w:t>
+      </w:r>
+    </w:p>
+    <w:p>
+      <w:pPr>
+        <w:spacing w:before="0" w:after="110" w:line="300" w:lineRule="auto"/>
+      </w:pPr>
+      <w:r>
+        <w:rPr>
+          <w:rFonts w:ascii="Times New Roman" w:hAnsi="Times New Roman" w:eastAsia="Malgun Gothic"/>
+          <w:b/>
+          <w:i w:val="0"/>
+          <w:sz w:val="22"/>
+        </w:rPr>
+        <w:t xml:space="preserve">Ковальчук: </w:t>
+      </w:r>
+      <w:r>
+        <w:rPr>
+          <w:rFonts w:ascii="Times New Roman" w:hAnsi="Times New Roman" w:eastAsia="Malgun Gothic"/>
+          <w:b w:val="0"/>
+          <w:i/>
+          <w:color w:val="555555"/>
+          <w:sz w:val="22"/>
+        </w:rPr>
+        <w:t>(на своём митинге в соседнем городе)</w:t>
+      </w:r>
+      <w:r>
+        <w:rPr>
+          <w:rFonts w:ascii="Times New Roman" w:hAnsi="Times New Roman" w:eastAsia="Malgun Gothic"/>
+          <w:b w:val="0"/>
+          <w:i w:val="0"/>
+          <w:sz w:val="22"/>
+        </w:rPr>
+        <w:t xml:space="preserve"> Президент разъезжает по стране, собирая старые фотографии для кампании. А я предлагаю конкретные решения для сегодняшнего дня.</w:t>
+      </w:r>
+    </w:p>
+    <w:p>
+      <w:pPr>
+        <w:spacing w:before="0" w:after="110" w:line="300" w:lineRule="auto"/>
+      </w:pPr>
+      <w:r>
+        <w:rPr>
+          <w:rFonts w:ascii="Times New Roman" w:hAnsi="Times New Roman" w:eastAsia="Malgun Gothic"/>
+          <w:b/>
+          <w:i w:val="0"/>
+          <w:sz w:val="22"/>
+        </w:rPr>
+        <w:t xml:space="preserve">Журналист: </w:t>
+      </w:r>
+      <w:r>
+        <w:rPr>
+          <w:rFonts w:ascii="Times New Roman" w:hAnsi="Times New Roman" w:eastAsia="Malgun Gothic"/>
+          <w:b w:val="0"/>
+          <w:i w:val="0"/>
+          <w:sz w:val="22"/>
+        </w:rPr>
+        <w:t>Ваш рейтинг в этих же регионах не растёт, несмотря на риторику.</w:t>
+      </w:r>
+    </w:p>
+    <w:p>
+      <w:pPr>
+        <w:spacing w:before="0" w:after="110" w:line="300" w:lineRule="auto"/>
+      </w:pPr>
+      <w:r>
+        <w:rPr>
+          <w:rFonts w:ascii="Times New Roman" w:hAnsi="Times New Roman" w:eastAsia="Malgun Gothic"/>
+          <w:b/>
+          <w:i w:val="0"/>
+          <w:sz w:val="22"/>
+        </w:rPr>
+        <w:t xml:space="preserve">Ковальчук: </w:t>
+      </w:r>
+      <w:r>
+        <w:rPr>
+          <w:rFonts w:ascii="Times New Roman" w:hAnsi="Times New Roman" w:eastAsia="Malgun Gothic"/>
+          <w:b w:val="0"/>
+          <w:i w:val="0"/>
+          <w:sz w:val="22"/>
+        </w:rPr>
+        <w:t>Рейтинги меняются. Голосование покажет правду.</w:t>
+      </w:r>
+    </w:p>
+    <w:p>
+      <w:pPr>
+        <w:spacing w:before="0" w:after="110" w:line="300" w:lineRule="auto"/>
+      </w:pPr>
+      <w:r>
+        <w:rPr>
+          <w:rFonts w:ascii="Times New Roman" w:hAnsi="Times New Roman" w:eastAsia="Malgun Gothic"/>
+          <w:b/>
+          <w:i w:val="0"/>
+          <w:sz w:val="22"/>
+        </w:rPr>
+        <w:t xml:space="preserve">Журналист: </w:t>
+      </w:r>
+      <w:r>
+        <w:rPr>
+          <w:rFonts w:ascii="Times New Roman" w:hAnsi="Times New Roman" w:eastAsia="Malgun Gothic"/>
+          <w:b w:val="0"/>
+          <w:i w:val="0"/>
+          <w:sz w:val="22"/>
+        </w:rPr>
+        <w:t>Вы в этом уверены?</w:t>
+      </w:r>
+    </w:p>
+    <w:p>
+      <w:pPr>
+        <w:spacing w:before="0" w:after="110" w:line="300" w:lineRule="auto"/>
+      </w:pPr>
+      <w:r>
+        <w:rPr>
+          <w:rFonts w:ascii="Times New Roman" w:hAnsi="Times New Roman" w:eastAsia="Malgun Gothic"/>
+          <w:b/>
+          <w:i w:val="0"/>
+          <w:sz w:val="22"/>
+        </w:rPr>
+        <w:t xml:space="preserve">Ковальчук: </w:t>
+      </w:r>
+      <w:r>
+        <w:rPr>
+          <w:rFonts w:ascii="Times New Roman" w:hAnsi="Times New Roman" w:eastAsia="Malgun Gothic"/>
+          <w:b w:val="0"/>
+          <w:i/>
+          <w:color w:val="555555"/>
+          <w:sz w:val="22"/>
+        </w:rPr>
+        <w:t>(пауза)</w:t>
+      </w:r>
+      <w:r>
+        <w:rPr>
+          <w:rFonts w:ascii="Times New Roman" w:hAnsi="Times New Roman" w:eastAsia="Malgun Gothic"/>
+          <w:b w:val="0"/>
+          <w:i w:val="0"/>
+          <w:sz w:val="22"/>
+        </w:rPr>
+        <w:t xml:space="preserve"> Уверен настолько, насколько вообще можно быть уверенным в политике.</w:t>
+      </w:r>
+    </w:p>
+    <w:p>
+      <w:pPr>
+        <w:spacing w:before="0" w:after="110" w:line="300" w:lineRule="auto"/>
+      </w:pPr>
+      <w:r>
+        <w:rPr>
+          <w:rFonts w:ascii="Times New Roman" w:hAnsi="Times New Roman" w:eastAsia="Malgun Gothic"/>
+          <w:b/>
+          <w:i w:val="0"/>
+          <w:sz w:val="22"/>
+        </w:rPr>
+        <w:t xml:space="preserve">Журналист: </w:t>
+      </w:r>
+      <w:r>
+        <w:rPr>
+          <w:rFonts w:ascii="Times New Roman" w:hAnsi="Times New Roman" w:eastAsia="Malgun Gothic"/>
+          <w:b w:val="0"/>
+          <w:i w:val="0"/>
+          <w:sz w:val="22"/>
+        </w:rPr>
+        <w:t>Планируете собственное турне по регионам?</w:t>
+      </w:r>
+    </w:p>
+    <w:p>
+      <w:pPr>
+        <w:spacing w:before="0" w:after="110" w:line="300" w:lineRule="auto"/>
+      </w:pPr>
+      <w:r>
+        <w:rPr>
+          <w:rFonts w:ascii="Times New Roman" w:hAnsi="Times New Roman" w:eastAsia="Malgun Gothic"/>
+          <w:b/>
+          <w:i w:val="0"/>
+          <w:sz w:val="22"/>
+        </w:rPr>
+        <w:t xml:space="preserve">Ковальчук: </w:t>
+      </w:r>
+      <w:r>
+        <w:rPr>
+          <w:rFonts w:ascii="Times New Roman" w:hAnsi="Times New Roman" w:eastAsia="Malgun Gothic"/>
+          <w:b w:val="0"/>
+          <w:i w:val="0"/>
+          <w:sz w:val="22"/>
+        </w:rPr>
+        <w:t>Рассматриваем. График плотный.</w:t>
+      </w:r>
+    </w:p>
+    <w:p>
+      <w:pPr>
+        <w:spacing w:before="0" w:after="110" w:line="300" w:lineRule="auto"/>
+      </w:pPr>
+      <w:r>
+        <w:rPr>
+          <w:rFonts w:ascii="Times New Roman" w:hAnsi="Times New Roman" w:eastAsia="Malgun Gothic"/>
+          <w:b/>
+          <w:i w:val="0"/>
+          <w:sz w:val="22"/>
+        </w:rPr>
+        <w:t xml:space="preserve">Журналист: </w:t>
+      </w:r>
+      <w:r>
+        <w:rPr>
+          <w:rFonts w:ascii="Times New Roman" w:hAnsi="Times New Roman" w:eastAsia="Malgun Gothic"/>
+          <w:b w:val="0"/>
+          <w:i w:val="0"/>
+          <w:sz w:val="22"/>
+        </w:rPr>
+        <w:t>Говорят, вы избегаете личных встреч с избирателями ради студийных съёмок.</w:t>
+      </w:r>
+    </w:p>
+    <w:p>
+      <w:pPr>
+        <w:spacing w:before="0" w:after="110" w:line="300" w:lineRule="auto"/>
+      </w:pPr>
+      <w:r>
+        <w:rPr>
+          <w:rFonts w:ascii="Times New Roman" w:hAnsi="Times New Roman" w:eastAsia="Malgun Gothic"/>
+          <w:b/>
+          <w:i w:val="0"/>
+          <w:sz w:val="22"/>
+        </w:rPr>
+        <w:t xml:space="preserve">Ковальчук: </w:t>
+      </w:r>
+      <w:r>
+        <w:rPr>
+          <w:rFonts w:ascii="Times New Roman" w:hAnsi="Times New Roman" w:eastAsia="Malgun Gothic"/>
+          <w:b w:val="0"/>
+          <w:i/>
+          <w:color w:val="555555"/>
+          <w:sz w:val="22"/>
+        </w:rPr>
+        <w:t>(раздражённо)</w:t>
+      </w:r>
+      <w:r>
+        <w:rPr>
+          <w:rFonts w:ascii="Times New Roman" w:hAnsi="Times New Roman" w:eastAsia="Malgun Gothic"/>
+          <w:b w:val="0"/>
+          <w:i w:val="0"/>
+          <w:sz w:val="22"/>
+        </w:rPr>
+        <w:t xml:space="preserve"> Каждый выбирает свою стратегию. Моя работает не хуже.</w:t>
+      </w:r>
+    </w:p>
+    <w:p>
+      <w:pPr>
+        <w:keepNext/>
+        <w:spacing w:before="320" w:after="140"/>
+      </w:pPr>
+      <w:r>
+        <w:rPr>
+          <w:rFonts w:ascii="Times New Roman" w:hAnsi="Times New Roman" w:eastAsia="Malgun Gothic"/>
+          <w:b/>
+          <w:i w:val="0"/>
+          <w:color w:val="1F3864"/>
+          <w:sz w:val="26"/>
+        </w:rPr>
+        <w:t>장면 13 — 언론 비교 보도</w:t>
+      </w:r>
+    </w:p>
+    <w:p>
+      <w:pPr>
+        <w:spacing w:before="0" w:after="110" w:line="300" w:lineRule="auto"/>
+      </w:pPr>
+      <w:r>
+        <w:rPr>
+          <w:rFonts w:ascii="Times New Roman" w:hAnsi="Times New Roman" w:eastAsia="Malgun Gothic"/>
+          <w:b/>
+          <w:i w:val="0"/>
+          <w:sz w:val="22"/>
+        </w:rPr>
+        <w:t xml:space="preserve">Диктор: </w:t>
+      </w:r>
+      <w:r>
+        <w:rPr>
+          <w:rFonts w:ascii="Times New Roman" w:hAnsi="Times New Roman" w:eastAsia="Malgun Gothic"/>
+          <w:b w:val="0"/>
+          <w:i w:val="0"/>
+          <w:sz w:val="22"/>
+        </w:rPr>
+        <w:t>Пока Орлов встречается с жителями регионов лично, Ковальчук предпочитает студийные выступления…</w:t>
+      </w:r>
+    </w:p>
+    <w:p>
+      <w:pPr>
+        <w:spacing w:before="0" w:after="110" w:line="300" w:lineRule="auto"/>
+      </w:pPr>
+      <w:r>
+        <w:rPr>
+          <w:rFonts w:ascii="Times New Roman" w:hAnsi="Times New Roman" w:eastAsia="Malgun Gothic"/>
+          <w:b/>
+          <w:i w:val="0"/>
+          <w:sz w:val="22"/>
+        </w:rPr>
+        <w:t xml:space="preserve">Аналитик: </w:t>
+      </w:r>
+      <w:r>
+        <w:rPr>
+          <w:rFonts w:ascii="Times New Roman" w:hAnsi="Times New Roman" w:eastAsia="Malgun Gothic"/>
+          <w:b w:val="0"/>
+          <w:i w:val="0"/>
+          <w:sz w:val="22"/>
+        </w:rPr>
+        <w:t>Контраст стратегий очевиден — личное присутствие против медийной кампании.</w:t>
+      </w:r>
+    </w:p>
+    <w:p>
+      <w:pPr>
+        <w:spacing w:before="0" w:after="110" w:line="300" w:lineRule="auto"/>
+      </w:pPr>
+      <w:r>
+        <w:rPr>
+          <w:rFonts w:ascii="Times New Roman" w:hAnsi="Times New Roman" w:eastAsia="Malgun Gothic"/>
+          <w:b/>
+          <w:i w:val="0"/>
+          <w:sz w:val="22"/>
+        </w:rPr>
+        <w:t xml:space="preserve">Катя: </w:t>
+      </w:r>
+      <w:r>
+        <w:rPr>
+          <w:rFonts w:ascii="Times New Roman" w:hAnsi="Times New Roman" w:eastAsia="Malgun Gothic"/>
+          <w:b w:val="0"/>
+          <w:i/>
+          <w:color w:val="555555"/>
+          <w:sz w:val="22"/>
+        </w:rPr>
+        <w:t>(Лёше, показывая репортаж)</w:t>
+      </w:r>
+      <w:r>
+        <w:rPr>
+          <w:rFonts w:ascii="Times New Roman" w:hAnsi="Times New Roman" w:eastAsia="Malgun Gothic"/>
+          <w:b w:val="0"/>
+          <w:i w:val="0"/>
+          <w:sz w:val="22"/>
+        </w:rPr>
+        <w:t xml:space="preserve"> Даже нейтральные каналы отмечают разницу.</w:t>
+      </w:r>
+    </w:p>
+    <w:p>
+      <w:pPr>
+        <w:spacing w:before="0" w:after="110" w:line="300" w:lineRule="auto"/>
+      </w:pPr>
+      <w:r>
+        <w:rPr>
+          <w:rFonts w:ascii="Times New Roman" w:hAnsi="Times New Roman" w:eastAsia="Malgun Gothic"/>
+          <w:b/>
+          <w:i w:val="0"/>
+          <w:sz w:val="22"/>
+        </w:rPr>
+        <w:t xml:space="preserve">Лёша: </w:t>
+      </w:r>
+      <w:r>
+        <w:rPr>
+          <w:rFonts w:ascii="Times New Roman" w:hAnsi="Times New Roman" w:eastAsia="Malgun Gothic"/>
+          <w:b w:val="0"/>
+          <w:i w:val="0"/>
+          <w:sz w:val="22"/>
+        </w:rPr>
+        <w:t>Я сюда приехал не для того, чтобы лучше выглядеть на экране.</w:t>
+      </w:r>
+    </w:p>
+    <w:p>
+      <w:pPr>
+        <w:spacing w:before="0" w:after="110" w:line="300" w:lineRule="auto"/>
+      </w:pPr>
+      <w:r>
+        <w:rPr>
+          <w:rFonts w:ascii="Times New Roman" w:hAnsi="Times New Roman" w:eastAsia="Malgun Gothic"/>
+          <w:b/>
+          <w:i w:val="0"/>
+          <w:sz w:val="22"/>
+        </w:rPr>
+        <w:t xml:space="preserve">Катя: </w:t>
+      </w:r>
+      <w:r>
+        <w:rPr>
+          <w:rFonts w:ascii="Times New Roman" w:hAnsi="Times New Roman" w:eastAsia="Malgun Gothic"/>
+          <w:b w:val="0"/>
+          <w:i w:val="0"/>
+          <w:sz w:val="22"/>
+        </w:rPr>
+        <w:t>Знаю. Но иногда искренность и хорошая картинка совпадают случайно.</w:t>
+      </w:r>
+    </w:p>
+    <w:p>
+      <w:pPr>
+        <w:spacing w:before="0" w:after="110" w:line="300" w:lineRule="auto"/>
+      </w:pPr>
+      <w:r>
+        <w:rPr>
+          <w:rFonts w:ascii="Times New Roman" w:hAnsi="Times New Roman" w:eastAsia="Malgun Gothic"/>
+          <w:b/>
+          <w:i w:val="0"/>
+          <w:sz w:val="22"/>
+        </w:rPr>
+        <w:t xml:space="preserve">Аналитик: </w:t>
+      </w:r>
+      <w:r>
+        <w:rPr>
+          <w:rFonts w:ascii="Times New Roman" w:hAnsi="Times New Roman" w:eastAsia="Malgun Gothic"/>
+          <w:b w:val="0"/>
+          <w:i/>
+          <w:color w:val="555555"/>
+          <w:sz w:val="22"/>
+        </w:rPr>
+        <w:t>(продолжая в записи)</w:t>
+      </w:r>
+      <w:r>
+        <w:rPr>
+          <w:rFonts w:ascii="Times New Roman" w:hAnsi="Times New Roman" w:eastAsia="Malgun Gothic"/>
+          <w:b w:val="0"/>
+          <w:i w:val="0"/>
+          <w:sz w:val="22"/>
+        </w:rPr>
+        <w:t xml:space="preserve"> Вопрос в том, превратится ли эта разница в голоса.</w:t>
+      </w:r>
+    </w:p>
+    <w:p>
+      <w:pPr>
+        <w:spacing w:before="0" w:after="110" w:line="300" w:lineRule="auto"/>
+      </w:pPr>
+      <w:r>
+        <w:rPr>
+          <w:rFonts w:ascii="Times New Roman" w:hAnsi="Times New Roman" w:eastAsia="Malgun Gothic"/>
+          <w:b/>
+          <w:i w:val="0"/>
+          <w:sz w:val="22"/>
+        </w:rPr>
+        <w:t xml:space="preserve">Диктор: </w:t>
+      </w:r>
+      <w:r>
+        <w:rPr>
+          <w:rFonts w:ascii="Times New Roman" w:hAnsi="Times New Roman" w:eastAsia="Malgun Gothic"/>
+          <w:b w:val="0"/>
+          <w:i w:val="0"/>
+          <w:sz w:val="22"/>
+        </w:rPr>
+        <w:t>Это покажут ближайшие опросы.</w:t>
+      </w:r>
+    </w:p>
+    <w:p>
+      <w:pPr>
+        <w:keepNext/>
+        <w:spacing w:before="320" w:after="140"/>
+      </w:pPr>
+      <w:r>
+        <w:rPr>
+          <w:rFonts w:ascii="Times New Roman" w:hAnsi="Times New Roman" w:eastAsia="Malgun Gothic"/>
+          <w:b/>
+          <w:i w:val="0"/>
+          <w:color w:val="1F3864"/>
+          <w:sz w:val="26"/>
+        </w:rPr>
+        <w:t>장면 14 — 이리나의 성찰</w:t>
+      </w:r>
+    </w:p>
+    <w:p>
+      <w:pPr>
+        <w:spacing w:before="0" w:after="110" w:line="300" w:lineRule="auto"/>
+      </w:pPr>
+      <w:r>
+        <w:rPr>
+          <w:rFonts w:ascii="Times New Roman" w:hAnsi="Times New Roman" w:eastAsia="Malgun Gothic"/>
+          <w:b/>
+          <w:i w:val="0"/>
+          <w:sz w:val="22"/>
+        </w:rPr>
+        <w:t xml:space="preserve">Ирина: </w:t>
+      </w:r>
+      <w:r>
+        <w:rPr>
+          <w:rFonts w:ascii="Times New Roman" w:hAnsi="Times New Roman" w:eastAsia="Malgun Gothic"/>
+          <w:b w:val="0"/>
+          <w:i/>
+          <w:color w:val="555555"/>
+          <w:sz w:val="22"/>
+        </w:rPr>
+        <w:t>(вечером, наедине с Лёшей)</w:t>
+      </w:r>
+      <w:r>
+        <w:rPr>
+          <w:rFonts w:ascii="Times New Roman" w:hAnsi="Times New Roman" w:eastAsia="Malgun Gothic"/>
+          <w:b w:val="0"/>
+          <w:i w:val="0"/>
+          <w:sz w:val="22"/>
+        </w:rPr>
+        <w:t xml:space="preserve"> Знаете, что я поняла за эту неделю?</w:t>
+      </w:r>
+    </w:p>
+    <w:p>
+      <w:pPr>
+        <w:spacing w:before="0" w:after="110" w:line="300" w:lineRule="auto"/>
+      </w:pPr>
+      <w:r>
+        <w:rPr>
+          <w:rFonts w:ascii="Times New Roman" w:hAnsi="Times New Roman" w:eastAsia="Malgun Gothic"/>
+          <w:b/>
+          <w:i w:val="0"/>
+          <w:sz w:val="22"/>
+        </w:rPr>
+        <w:t xml:space="preserve">Лёша: </w:t>
+      </w:r>
+      <w:r>
+        <w:rPr>
+          <w:rFonts w:ascii="Times New Roman" w:hAnsi="Times New Roman" w:eastAsia="Malgun Gothic"/>
+          <w:b w:val="0"/>
+          <w:i w:val="0"/>
+          <w:sz w:val="22"/>
+        </w:rPr>
+        <w:t>Что?</w:t>
+      </w:r>
+    </w:p>
+    <w:p>
+      <w:pPr>
+        <w:spacing w:before="0" w:after="110" w:line="300" w:lineRule="auto"/>
+      </w:pPr>
+      <w:r>
+        <w:rPr>
+          <w:rFonts w:ascii="Times New Roman" w:hAnsi="Times New Roman" w:eastAsia="Malgun Gothic"/>
+          <w:b/>
+          <w:i w:val="0"/>
+          <w:sz w:val="22"/>
+        </w:rPr>
+        <w:t xml:space="preserve">Ирина: </w:t>
+      </w:r>
+      <w:r>
+        <w:rPr>
+          <w:rFonts w:ascii="Times New Roman" w:hAnsi="Times New Roman" w:eastAsia="Malgun Gothic"/>
+          <w:b w:val="0"/>
+          <w:i w:val="0"/>
+          <w:sz w:val="22"/>
+        </w:rPr>
+        <w:t>Что весь этот путь — от Быкова до сегодняшнего дня — никогда не был про власть саму по себе. Он был про этих людей. Людмилу Игоревну, Семёна Ивановича, Михаила Егоровича.</w:t>
+      </w:r>
+    </w:p>
+    <w:p>
+      <w:pPr>
+        <w:spacing w:before="0" w:after="110" w:line="300" w:lineRule="auto"/>
+      </w:pPr>
+      <w:r>
+        <w:rPr>
+          <w:rFonts w:ascii="Times New Roman" w:hAnsi="Times New Roman" w:eastAsia="Malgun Gothic"/>
+          <w:b/>
+          <w:i w:val="0"/>
+          <w:sz w:val="22"/>
+        </w:rPr>
+        <w:t xml:space="preserve">Лёша: </w:t>
+      </w:r>
+      <w:r>
+        <w:rPr>
+          <w:rFonts w:ascii="Times New Roman" w:hAnsi="Times New Roman" w:eastAsia="Malgun Gothic"/>
+          <w:b w:val="0"/>
+          <w:i w:val="0"/>
+          <w:sz w:val="22"/>
+        </w:rPr>
+        <w:t>Про людей, которых легко забыть, сидя в Кремле.</w:t>
+      </w:r>
+    </w:p>
+    <w:p>
+      <w:pPr>
+        <w:spacing w:before="0" w:after="110" w:line="300" w:lineRule="auto"/>
+      </w:pPr>
+      <w:r>
+        <w:rPr>
+          <w:rFonts w:ascii="Times New Roman" w:hAnsi="Times New Roman" w:eastAsia="Malgun Gothic"/>
+          <w:b/>
+          <w:i w:val="0"/>
+          <w:sz w:val="22"/>
+        </w:rPr>
+        <w:t xml:space="preserve">Ирина: </w:t>
+      </w:r>
+      <w:r>
+        <w:rPr>
+          <w:rFonts w:ascii="Times New Roman" w:hAnsi="Times New Roman" w:eastAsia="Malgun Gothic"/>
+          <w:b w:val="0"/>
+          <w:i w:val="0"/>
+          <w:sz w:val="22"/>
+        </w:rPr>
+        <w:t>Помните у Есенина: «Лицом к лицу лица не увидать. Большое видится на расстоянье»? А у вас, по-моему, наоборот: из Кремля видно только большое. Лица видно только здесь.</w:t>
+      </w:r>
+    </w:p>
+    <w:p>
+      <w:pPr>
+        <w:spacing w:before="0" w:after="110" w:line="300" w:lineRule="auto"/>
+      </w:pPr>
+      <w:r>
+        <w:rPr>
+          <w:rFonts w:ascii="Times New Roman" w:hAnsi="Times New Roman" w:eastAsia="Malgun Gothic"/>
+          <w:b/>
+          <w:i w:val="0"/>
+          <w:sz w:val="22"/>
+        </w:rPr>
+        <w:t xml:space="preserve">Лёша: </w:t>
+      </w:r>
+      <w:r>
+        <w:rPr>
+          <w:rFonts w:ascii="Times New Roman" w:hAnsi="Times New Roman" w:eastAsia="Malgun Gothic"/>
+          <w:b w:val="0"/>
+          <w:i w:val="0"/>
+          <w:sz w:val="22"/>
+        </w:rPr>
+        <w:t>Значит, такие поездки нужны не для рейтинга.</w:t>
+      </w:r>
+    </w:p>
+    <w:p>
+      <w:pPr>
+        <w:spacing w:before="0" w:after="110" w:line="300" w:lineRule="auto"/>
+      </w:pPr>
+      <w:r>
+        <w:rPr>
+          <w:rFonts w:ascii="Times New Roman" w:hAnsi="Times New Roman" w:eastAsia="Malgun Gothic"/>
+          <w:b/>
+          <w:i w:val="0"/>
+          <w:sz w:val="22"/>
+        </w:rPr>
+        <w:t xml:space="preserve">Ирина: </w:t>
+      </w:r>
+      <w:r>
+        <w:rPr>
+          <w:rFonts w:ascii="Times New Roman" w:hAnsi="Times New Roman" w:eastAsia="Malgun Gothic"/>
+          <w:b w:val="0"/>
+          <w:i w:val="0"/>
+          <w:sz w:val="22"/>
+        </w:rPr>
+        <w:t>Для памяти. Чтобы не забыть лица.</w:t>
+      </w:r>
+    </w:p>
+    <w:p>
+      <w:pPr>
+        <w:spacing w:before="0" w:after="110" w:line="300" w:lineRule="auto"/>
+      </w:pPr>
+      <w:r>
+        <w:rPr>
+          <w:rFonts w:ascii="Times New Roman" w:hAnsi="Times New Roman" w:eastAsia="Malgun Gothic"/>
+          <w:b/>
+          <w:i w:val="0"/>
+          <w:sz w:val="22"/>
+        </w:rPr>
+        <w:t xml:space="preserve">Лёша: </w:t>
+      </w:r>
+      <w:r>
+        <w:rPr>
+          <w:rFonts w:ascii="Times New Roman" w:hAnsi="Times New Roman" w:eastAsia="Malgun Gothic"/>
+          <w:b w:val="0"/>
+          <w:i w:val="0"/>
+          <w:sz w:val="22"/>
+        </w:rPr>
+        <w:t>Боитесь, что однажды я забуду?</w:t>
+      </w:r>
+    </w:p>
+    <w:p>
+      <w:pPr>
+        <w:spacing w:before="0" w:after="110" w:line="300" w:lineRule="auto"/>
+      </w:pPr>
+      <w:r>
+        <w:rPr>
+          <w:rFonts w:ascii="Times New Roman" w:hAnsi="Times New Roman" w:eastAsia="Malgun Gothic"/>
+          <w:b/>
+          <w:i w:val="0"/>
+          <w:sz w:val="22"/>
+        </w:rPr>
+        <w:t xml:space="preserve">Ирина: </w:t>
+      </w:r>
+      <w:r>
+        <w:rPr>
+          <w:rFonts w:ascii="Times New Roman" w:hAnsi="Times New Roman" w:eastAsia="Malgun Gothic"/>
+          <w:b w:val="0"/>
+          <w:i w:val="0"/>
+          <w:sz w:val="22"/>
+        </w:rPr>
+        <w:t>Боюсь, что однажды забыть может кто угодно на этом посту, если не будет напоминать себе намеренно.</w:t>
+      </w:r>
+    </w:p>
+    <w:p>
+      <w:pPr>
+        <w:spacing w:before="0" w:after="110" w:line="300" w:lineRule="auto"/>
+      </w:pPr>
+      <w:r>
+        <w:rPr>
+          <w:rFonts w:ascii="Times New Roman" w:hAnsi="Times New Roman" w:eastAsia="Malgun Gothic"/>
+          <w:b/>
+          <w:i w:val="0"/>
+          <w:sz w:val="22"/>
+        </w:rPr>
+        <w:t xml:space="preserve">Лёша: </w:t>
+      </w:r>
+      <w:r>
+        <w:rPr>
+          <w:rFonts w:ascii="Times New Roman" w:hAnsi="Times New Roman" w:eastAsia="Malgun Gothic"/>
+          <w:b w:val="0"/>
+          <w:i w:val="0"/>
+          <w:sz w:val="22"/>
+        </w:rPr>
+        <w:t>Тогда пообещайте мне одну вещь.</w:t>
+      </w:r>
+    </w:p>
+    <w:p>
+      <w:pPr>
+        <w:spacing w:before="0" w:after="110" w:line="300" w:lineRule="auto"/>
+      </w:pPr>
+      <w:r>
+        <w:rPr>
+          <w:rFonts w:ascii="Times New Roman" w:hAnsi="Times New Roman" w:eastAsia="Malgun Gothic"/>
+          <w:b/>
+          <w:i w:val="0"/>
+          <w:sz w:val="22"/>
+        </w:rPr>
+        <w:t xml:space="preserve">Ирина: </w:t>
+      </w:r>
+      <w:r>
+        <w:rPr>
+          <w:rFonts w:ascii="Times New Roman" w:hAnsi="Times New Roman" w:eastAsia="Malgun Gothic"/>
+          <w:b w:val="0"/>
+          <w:i w:val="0"/>
+          <w:sz w:val="22"/>
+        </w:rPr>
+        <w:t>Какую?</w:t>
+      </w:r>
+    </w:p>
+    <w:p>
+      <w:pPr>
+        <w:spacing w:before="0" w:after="110" w:line="300" w:lineRule="auto"/>
+      </w:pPr>
+      <w:r>
+        <w:rPr>
+          <w:rFonts w:ascii="Times New Roman" w:hAnsi="Times New Roman" w:eastAsia="Malgun Gothic"/>
+          <w:b/>
+          <w:i w:val="0"/>
+          <w:sz w:val="22"/>
+        </w:rPr>
+        <w:t xml:space="preserve">Лёша: </w:t>
+      </w:r>
+      <w:r>
+        <w:rPr>
+          <w:rFonts w:ascii="Times New Roman" w:hAnsi="Times New Roman" w:eastAsia="Malgun Gothic"/>
+          <w:b w:val="0"/>
+          <w:i w:val="0"/>
+          <w:sz w:val="22"/>
+        </w:rPr>
+        <w:t>Напоминать мне. Всегда, когда увидите, что забываю.</w:t>
+      </w:r>
+    </w:p>
+    <w:p>
+      <w:pPr>
+        <w:spacing w:before="0" w:after="110" w:line="300" w:lineRule="auto"/>
+      </w:pPr>
+      <w:r>
+        <w:rPr>
+          <w:rFonts w:ascii="Times New Roman" w:hAnsi="Times New Roman" w:eastAsia="Malgun Gothic"/>
+          <w:b/>
+          <w:i w:val="0"/>
+          <w:sz w:val="22"/>
+        </w:rPr>
+        <w:t xml:space="preserve">Ирина: </w:t>
+      </w:r>
+      <w:r>
+        <w:rPr>
+          <w:rFonts w:ascii="Times New Roman" w:hAnsi="Times New Roman" w:eastAsia="Malgun Gothic"/>
+          <w:b w:val="0"/>
+          <w:i w:val="0"/>
+          <w:sz w:val="22"/>
+        </w:rPr>
+        <w:t>Обещаю, Алексей Николаевич.</w:t>
+      </w:r>
+    </w:p>
+    <w:p>
+      <w:pPr>
+        <w:keepNext/>
+        <w:spacing w:before="320" w:after="140"/>
+      </w:pPr>
+      <w:r>
+        <w:rPr>
+          <w:rFonts w:ascii="Times New Roman" w:hAnsi="Times New Roman" w:eastAsia="Malgun Gothic"/>
+          <w:b/>
+          <w:i w:val="0"/>
+          <w:color w:val="1F3864"/>
+          <w:sz w:val="26"/>
+        </w:rPr>
+        <w:t>장면 15 — 팀 전체의 저녁 통화</w:t>
+      </w:r>
+    </w:p>
+    <w:p>
+      <w:pPr>
+        <w:spacing w:before="0" w:after="110" w:line="300" w:lineRule="auto"/>
+      </w:pPr>
+      <w:r>
+        <w:rPr>
+          <w:rFonts w:ascii="Times New Roman" w:hAnsi="Times New Roman" w:eastAsia="Malgun Gothic"/>
+          <w:b/>
+          <w:i w:val="0"/>
+          <w:sz w:val="22"/>
+        </w:rPr>
+        <w:t xml:space="preserve">Настя: </w:t>
+      </w:r>
+      <w:r>
+        <w:rPr>
+          <w:rFonts w:ascii="Times New Roman" w:hAnsi="Times New Roman" w:eastAsia="Malgun Gothic"/>
+          <w:b w:val="0"/>
+          <w:i/>
+          <w:color w:val="555555"/>
+          <w:sz w:val="22"/>
+        </w:rPr>
+        <w:t>(по связи, вечером)</w:t>
+      </w:r>
+      <w:r>
+        <w:rPr>
+          <w:rFonts w:ascii="Times New Roman" w:hAnsi="Times New Roman" w:eastAsia="Malgun Gothic"/>
+          <w:b w:val="0"/>
+          <w:i w:val="0"/>
+          <w:sz w:val="22"/>
+        </w:rPr>
+        <w:t xml:space="preserve"> Как ощущения от возвращения к истокам?</w:t>
+      </w:r>
+    </w:p>
+    <w:p>
+      <w:pPr>
+        <w:spacing w:before="0" w:after="110" w:line="300" w:lineRule="auto"/>
+      </w:pPr>
+      <w:r>
+        <w:rPr>
+          <w:rFonts w:ascii="Times New Roman" w:hAnsi="Times New Roman" w:eastAsia="Malgun Gothic"/>
+          <w:b/>
+          <w:i w:val="0"/>
+          <w:sz w:val="22"/>
+        </w:rPr>
+        <w:t xml:space="preserve">Лёша: </w:t>
+      </w:r>
+      <w:r>
+        <w:rPr>
+          <w:rFonts w:ascii="Times New Roman" w:hAnsi="Times New Roman" w:eastAsia="Malgun Gothic"/>
+          <w:b w:val="0"/>
+          <w:i w:val="0"/>
+          <w:sz w:val="22"/>
+        </w:rPr>
+        <w:t>Тяжёлые и лёгкие одновременно. Тяжёлые — от того, сколько всего случилось с тех пор. Лёгкие — от того, что люди всё ещё здесь и всё ещё верят.</w:t>
+      </w:r>
+    </w:p>
+    <w:p>
+      <w:pPr>
+        <w:spacing w:before="0" w:after="110" w:line="300" w:lineRule="auto"/>
+      </w:pPr>
+      <w:r>
+        <w:rPr>
+          <w:rFonts w:ascii="Times New Roman" w:hAnsi="Times New Roman" w:eastAsia="Malgun Gothic"/>
+          <w:b/>
+          <w:i w:val="0"/>
+          <w:sz w:val="22"/>
+        </w:rPr>
+        <w:t xml:space="preserve">Кирилл: </w:t>
+      </w:r>
+      <w:r>
+        <w:rPr>
+          <w:rFonts w:ascii="Times New Roman" w:hAnsi="Times New Roman" w:eastAsia="Malgun Gothic"/>
+          <w:b w:val="0"/>
+          <w:i w:val="0"/>
+          <w:sz w:val="22"/>
+        </w:rPr>
+        <w:t>Хороший баланс для человека на пороге второго срока.</w:t>
+      </w:r>
+    </w:p>
+    <w:p>
+      <w:pPr>
+        <w:spacing w:before="0" w:after="110" w:line="300" w:lineRule="auto"/>
+      </w:pPr>
+      <w:r>
+        <w:rPr>
+          <w:rFonts w:ascii="Times New Roman" w:hAnsi="Times New Roman" w:eastAsia="Malgun Gothic"/>
+          <w:b/>
+          <w:i w:val="0"/>
+          <w:sz w:val="22"/>
+        </w:rPr>
+        <w:t xml:space="preserve">Лёша: </w:t>
+      </w:r>
+      <w:r>
+        <w:rPr>
+          <w:rFonts w:ascii="Times New Roman" w:hAnsi="Times New Roman" w:eastAsia="Malgun Gothic"/>
+          <w:b w:val="0"/>
+          <w:i w:val="0"/>
+          <w:sz w:val="22"/>
+        </w:rPr>
+        <w:t>Если он состоится.</w:t>
+      </w:r>
+    </w:p>
+    <w:p>
+      <w:pPr>
+        <w:spacing w:before="0" w:after="110" w:line="300" w:lineRule="auto"/>
+      </w:pPr>
+      <w:r>
+        <w:rPr>
+          <w:rFonts w:ascii="Times New Roman" w:hAnsi="Times New Roman" w:eastAsia="Malgun Gothic"/>
+          <w:b/>
+          <w:i w:val="0"/>
+          <w:sz w:val="22"/>
+        </w:rPr>
+        <w:t xml:space="preserve">Кирилл: </w:t>
+      </w:r>
+      <w:r>
+        <w:rPr>
+          <w:rFonts w:ascii="Times New Roman" w:hAnsi="Times New Roman" w:eastAsia="Malgun Gothic"/>
+          <w:b w:val="0"/>
+          <w:i w:val="0"/>
+          <w:sz w:val="22"/>
+        </w:rPr>
+        <w:t>Состоится, Алексей Николаевич. После такой недели — состоится.</w:t>
+      </w:r>
+    </w:p>
+    <w:p>
+      <w:pPr>
+        <w:spacing w:before="0" w:after="110" w:line="300" w:lineRule="auto"/>
+      </w:pPr>
+      <w:r>
+        <w:rPr>
+          <w:rFonts w:ascii="Times New Roman" w:hAnsi="Times New Roman" w:eastAsia="Malgun Gothic"/>
+          <w:b/>
+          <w:i w:val="0"/>
+          <w:sz w:val="22"/>
+        </w:rPr>
+        <w:t xml:space="preserve">Лёша: </w:t>
+      </w:r>
+      <w:r>
+        <w:rPr>
+          <w:rFonts w:ascii="Times New Roman" w:hAnsi="Times New Roman" w:eastAsia="Malgun Gothic"/>
+          <w:b w:val="0"/>
+          <w:i w:val="0"/>
+          <w:sz w:val="22"/>
+        </w:rPr>
+        <w:t>Состоится или нет — решат люди, которых я видел на этой неделе. И, по-моему, это правильно.</w:t>
+      </w:r>
+    </w:p>
+    <w:p>
+      <w:pPr>
+        <w:spacing w:before="0" w:after="110" w:line="300" w:lineRule="auto"/>
+      </w:pPr>
+      <w:r>
+        <w:rPr>
+          <w:rFonts w:ascii="Times New Roman" w:hAnsi="Times New Roman" w:eastAsia="Malgun Gothic"/>
+          <w:b/>
+          <w:i w:val="0"/>
+          <w:sz w:val="22"/>
+        </w:rPr>
+        <w:t xml:space="preserve">Настя: </w:t>
+      </w:r>
+      <w:r>
+        <w:rPr>
+          <w:rFonts w:ascii="Times New Roman" w:hAnsi="Times New Roman" w:eastAsia="Malgun Gothic"/>
+          <w:b w:val="0"/>
+          <w:i w:val="0"/>
+          <w:sz w:val="22"/>
+        </w:rPr>
+        <w:t>Для аудитора это самая честная формула выборов, какую я слышала, Алексей Николаевич.</w:t>
+      </w:r>
+    </w:p>
+    <w:p>
+      <w:pPr>
+        <w:keepNext/>
+        <w:spacing w:before="320" w:after="140"/>
+      </w:pPr>
+      <w:r>
+        <w:rPr>
+          <w:rFonts w:ascii="Times New Roman" w:hAnsi="Times New Roman" w:eastAsia="Malgun Gothic"/>
+          <w:b/>
+          <w:i w:val="0"/>
+          <w:color w:val="1F3864"/>
+          <w:sz w:val="26"/>
+        </w:rPr>
+        <w:t>장면 16 — 마무리, 다음 화로</w:t>
+      </w:r>
+    </w:p>
+    <w:p>
+      <w:pPr>
+        <w:spacing w:before="0" w:after="110" w:line="300" w:lineRule="auto"/>
+      </w:pPr>
+      <w:r>
+        <w:rPr>
+          <w:rFonts w:ascii="Times New Roman" w:hAnsi="Times New Roman" w:eastAsia="Malgun Gothic"/>
+          <w:b/>
+          <w:i w:val="0"/>
+          <w:sz w:val="22"/>
+        </w:rPr>
+        <w:t xml:space="preserve">Катя: </w:t>
+      </w:r>
+      <w:r>
+        <w:rPr>
+          <w:rFonts w:ascii="Times New Roman" w:hAnsi="Times New Roman" w:eastAsia="Malgun Gothic"/>
+          <w:b w:val="0"/>
+          <w:i w:val="0"/>
+          <w:sz w:val="22"/>
+        </w:rPr>
+        <w:t>Завтра возвращаемся в Москву. Дебаты на федеральном канале — меньше чем через две недели. А перед ними ещё большой митинг в Екатеринбурге.</w:t>
+      </w:r>
+    </w:p>
+    <w:p>
+      <w:pPr>
+        <w:spacing w:before="0" w:after="110" w:line="300" w:lineRule="auto"/>
+      </w:pPr>
+      <w:r>
+        <w:rPr>
+          <w:rFonts w:ascii="Times New Roman" w:hAnsi="Times New Roman" w:eastAsia="Malgun Gothic"/>
+          <w:b/>
+          <w:i w:val="0"/>
+          <w:sz w:val="22"/>
+        </w:rPr>
+        <w:t xml:space="preserve">Лёша: </w:t>
+      </w:r>
+      <w:r>
+        <w:rPr>
+          <w:rFonts w:ascii="Times New Roman" w:hAnsi="Times New Roman" w:eastAsia="Malgun Gothic"/>
+          <w:b w:val="0"/>
+          <w:i w:val="0"/>
+          <w:sz w:val="22"/>
+        </w:rPr>
+        <w:t>Готовы?</w:t>
+      </w:r>
+    </w:p>
+    <w:p>
+      <w:pPr>
+        <w:spacing w:before="0" w:after="110" w:line="300" w:lineRule="auto"/>
+      </w:pPr>
+      <w:r>
+        <w:rPr>
+          <w:rFonts w:ascii="Times New Roman" w:hAnsi="Times New Roman" w:eastAsia="Malgun Gothic"/>
+          <w:b/>
+          <w:i w:val="0"/>
+          <w:sz w:val="22"/>
+        </w:rPr>
+        <w:t xml:space="preserve">Ирина: </w:t>
+      </w:r>
+      <w:r>
+        <w:rPr>
+          <w:rFonts w:ascii="Times New Roman" w:hAnsi="Times New Roman" w:eastAsia="Malgun Gothic"/>
+          <w:b w:val="0"/>
+          <w:i w:val="0"/>
+          <w:sz w:val="22"/>
+        </w:rPr>
+        <w:t>Готовимся. Но после этой недели чувствую себя увереннее, чем месяц назад.</w:t>
+      </w:r>
+    </w:p>
+    <w:p>
+      <w:pPr>
+        <w:spacing w:before="0" w:after="110" w:line="300" w:lineRule="auto"/>
+      </w:pPr>
+      <w:r>
+        <w:rPr>
+          <w:rFonts w:ascii="Times New Roman" w:hAnsi="Times New Roman" w:eastAsia="Malgun Gothic"/>
+          <w:b/>
+          <w:i w:val="0"/>
+          <w:sz w:val="22"/>
+        </w:rPr>
+        <w:t xml:space="preserve">Лёша: </w:t>
+      </w:r>
+      <w:r>
+        <w:rPr>
+          <w:rFonts w:ascii="Times New Roman" w:hAnsi="Times New Roman" w:eastAsia="Malgun Gothic"/>
+          <w:b w:val="0"/>
+          <w:i w:val="0"/>
+          <w:sz w:val="22"/>
+        </w:rPr>
+        <w:t>Я тоже, если честно.</w:t>
+      </w:r>
+    </w:p>
+    <w:p>
+      <w:pPr>
+        <w:spacing w:before="0" w:after="110" w:line="300" w:lineRule="auto"/>
+      </w:pPr>
+      <w:r>
+        <w:rPr>
+          <w:rFonts w:ascii="Times New Roman" w:hAnsi="Times New Roman" w:eastAsia="Malgun Gothic"/>
+          <w:b/>
+          <w:i w:val="0"/>
+          <w:sz w:val="22"/>
+        </w:rPr>
+        <w:t xml:space="preserve">Катя: </w:t>
+      </w:r>
+      <w:r>
+        <w:rPr>
+          <w:rFonts w:ascii="Times New Roman" w:hAnsi="Times New Roman" w:eastAsia="Malgun Gothic"/>
+          <w:b w:val="0"/>
+          <w:i w:val="0"/>
+          <w:sz w:val="22"/>
+        </w:rPr>
+        <w:t>Тогда домой, собираться с силами перед финальным рывком.</w:t>
+      </w:r>
+    </w:p>
+    <w:p>
+      <w:pPr>
+        <w:spacing w:before="0" w:after="110" w:line="300" w:lineRule="auto"/>
+      </w:pPr>
+      <w:r>
+        <w:rPr>
+          <w:rFonts w:ascii="Times New Roman" w:hAnsi="Times New Roman" w:eastAsia="Malgun Gothic"/>
+          <w:b/>
+          <w:i w:val="0"/>
+          <w:sz w:val="22"/>
+        </w:rPr>
+        <w:t xml:space="preserve">Лёша: </w:t>
+      </w:r>
+      <w:r>
+        <w:rPr>
+          <w:rFonts w:ascii="Times New Roman" w:hAnsi="Times New Roman" w:eastAsia="Malgun Gothic"/>
+          <w:b w:val="0"/>
+          <w:i/>
+          <w:color w:val="555555"/>
+          <w:sz w:val="22"/>
+        </w:rPr>
+        <w:t>(глядя на закат над Тайболой)</w:t>
+      </w:r>
+      <w:r>
+        <w:rPr>
+          <w:rFonts w:ascii="Times New Roman" w:hAnsi="Times New Roman" w:eastAsia="Malgun Gothic"/>
+          <w:b w:val="0"/>
+          <w:i w:val="0"/>
+          <w:sz w:val="22"/>
+        </w:rPr>
+        <w:t xml:space="preserve"> Домой. Но эта неделя останется со мной, что бы ни случилось дальше.</w:t>
+      </w:r>
+    </w:p>
+    <w:p>
+      <w:pPr>
+        <w:spacing w:before="0" w:after="110" w:line="300" w:lineRule="auto"/>
+      </w:pPr>
+      <w:r>
+        <w:rPr>
+          <w:rFonts w:ascii="Times New Roman" w:hAnsi="Times New Roman" w:eastAsia="Malgun Gothic"/>
+          <w:b/>
+          <w:i w:val="0"/>
+          <w:sz w:val="22"/>
+        </w:rPr>
+        <w:t xml:space="preserve">Ирина: </w:t>
+      </w:r>
+      <w:r>
+        <w:rPr>
+          <w:rFonts w:ascii="Times New Roman" w:hAnsi="Times New Roman" w:eastAsia="Malgun Gothic"/>
+          <w:b w:val="0"/>
+          <w:i w:val="0"/>
+          <w:sz w:val="22"/>
+        </w:rPr>
+        <w:t>Хорошая нота, чтобы завершить турне.</w:t>
+      </w:r>
+    </w:p>
+    <w:p>
+      <w:pPr>
+        <w:spacing w:before="0" w:after="110" w:line="300" w:lineRule="auto"/>
+      </w:pPr>
+      <w:r>
+        <w:rPr>
+          <w:rFonts w:ascii="Times New Roman" w:hAnsi="Times New Roman" w:eastAsia="Malgun Gothic"/>
+          <w:b/>
+          <w:i w:val="0"/>
+          <w:sz w:val="22"/>
+        </w:rPr>
+        <w:t xml:space="preserve">Лёша: </w:t>
+      </w:r>
+      <w:r>
+        <w:rPr>
+          <w:rFonts w:ascii="Times New Roman" w:hAnsi="Times New Roman" w:eastAsia="Malgun Gothic"/>
+          <w:b w:val="0"/>
+          <w:i w:val="0"/>
+          <w:sz w:val="22"/>
+        </w:rPr>
+        <w:t>Лучшей и не придумать.</w:t>
+      </w:r>
+    </w:p>
+    <w:p>
+      <w:pPr>
+        <w:spacing w:before="0" w:after="110" w:line="300" w:lineRule="auto"/>
+      </w:pPr>
+      <w:r>
+        <w:rPr>
+          <w:rFonts w:ascii="Times New Roman" w:hAnsi="Times New Roman" w:eastAsia="Malgun Gothic"/>
+          <w:b/>
+          <w:i w:val="0"/>
+          <w:sz w:val="22"/>
+        </w:rPr>
+        <w:t xml:space="preserve">Катя: </w:t>
+      </w:r>
+      <w:r>
+        <w:rPr>
+          <w:rFonts w:ascii="Times New Roman" w:hAnsi="Times New Roman" w:eastAsia="Malgun Gothic"/>
+          <w:b w:val="0"/>
+          <w:i w:val="0"/>
+          <w:sz w:val="22"/>
+        </w:rPr>
+        <w:t>Самолёт, кстати, ждёт через час.</w:t>
+      </w:r>
+    </w:p>
+    <w:p>
+      <w:pPr>
+        <w:spacing w:before="0" w:after="110" w:line="300" w:lineRule="auto"/>
+      </w:pPr>
+      <w:r>
+        <w:rPr>
+          <w:rFonts w:ascii="Times New Roman" w:hAnsi="Times New Roman" w:eastAsia="Malgun Gothic"/>
+          <w:b/>
+          <w:i w:val="0"/>
+          <w:sz w:val="22"/>
+        </w:rPr>
+        <w:t xml:space="preserve">Лёша: </w:t>
+      </w:r>
+      <w:r>
+        <w:rPr>
+          <w:rFonts w:ascii="Times New Roman" w:hAnsi="Times New Roman" w:eastAsia="Malgun Gothic"/>
+          <w:b w:val="0"/>
+          <w:i/>
+          <w:color w:val="555555"/>
+          <w:sz w:val="22"/>
+        </w:rPr>
+        <w:t>(со смехом)</w:t>
+      </w:r>
+      <w:r>
+        <w:rPr>
+          <w:rFonts w:ascii="Times New Roman" w:hAnsi="Times New Roman" w:eastAsia="Malgun Gothic"/>
+          <w:b w:val="0"/>
+          <w:i w:val="0"/>
+          <w:sz w:val="22"/>
+        </w:rPr>
+        <w:t xml:space="preserve"> Как всегда — поэзия и расписание одновременно.</w:t>
+      </w:r>
+    </w:p>
+    <w:p>
+      <w:pPr>
+        <w:spacing w:before="0" w:after="110" w:line="300" w:lineRule="auto"/>
+      </w:pPr>
+      <w:r>
+        <w:rPr>
+          <w:rFonts w:ascii="Times New Roman" w:hAnsi="Times New Roman" w:eastAsia="Malgun Gothic"/>
+          <w:b/>
+          <w:i w:val="0"/>
+          <w:sz w:val="22"/>
+        </w:rPr>
+        <w:t xml:space="preserve">Катя: </w:t>
+      </w:r>
+      <w:r>
+        <w:rPr>
+          <w:rFonts w:ascii="Times New Roman" w:hAnsi="Times New Roman" w:eastAsia="Malgun Gothic"/>
+          <w:b w:val="0"/>
+          <w:i w:val="0"/>
+          <w:sz w:val="22"/>
+        </w:rPr>
+        <w:t>Такая уж у меня работа, Алексей Николаевич.</w:t>
+      </w:r>
+    </w:p>
+    <w:p>
+      <w:pPr>
+        <w:keepNext/>
+        <w:spacing w:before="320" w:after="140"/>
+      </w:pPr>
+      <w:r>
+        <w:rPr>
+          <w:rFonts w:ascii="Times New Roman" w:hAnsi="Times New Roman" w:eastAsia="Malgun Gothic"/>
+          <w:b/>
+          <w:i w:val="0"/>
+          <w:color w:val="1F3864"/>
+          <w:sz w:val="26"/>
+        </w:rPr>
+        <w:t>핵심 문학 인용</w:t>
+      </w:r>
+    </w:p>
+    <w:p>
+      <w:pPr>
         <w:spacing w:before="0" w:after="120"/>
       </w:pPr>
       <w:r>
@@ -3324,6 +4322,29 @@
           <w:i w:val="0"/>
           <w:sz w:val="22"/>
         </w:rPr>
+        <w:t>Русская пословица: «Долг платежом красен»</w:t>
+      </w:r>
+      <w:r>
+        <w:rPr>
+          <w:rFonts w:ascii="Times New Roman" w:hAnsi="Times New Roman" w:eastAsia="Malgun Gothic"/>
+          <w:b w:val="0"/>
+          <w:i w:val="0"/>
+          <w:sz w:val="22"/>
+        </w:rPr>
+        <w:t xml:space="preserve"> — 한국어 해설: "빚은 갚아야 제맛"이라는 뜻의 속담. 갈리나가 파이를 내밀며 "네가 우리에게 환기 장치를 찾아 줬으니 우리는 파이로 갚는다"고 말한다. 1부에서 료샤가 시브자보드 노동자들을 위해 싸운 일을 소박한 부엌의 셈법으로 되갚는, 노동자 가족다운 인사다 (장면 3).</w:t>
+      </w:r>
+    </w:p>
+    <w:p>
+      <w:pPr>
+        <w:spacing w:before="0" w:after="120"/>
+      </w:pPr>
+      <w:r>
+        <w:rPr>
+          <w:rFonts w:ascii="Times New Roman" w:hAnsi="Times New Roman" w:eastAsia="Malgun Gothic"/>
+          <w:b/>
+          <w:i w:val="0"/>
+          <w:sz w:val="22"/>
+        </w:rPr>
         <w:t>Есенин, «Письмо к женщине» (строфа о расстоянии): «Лицом к лицу / Лица не увидать. / Большое видится на расстоянье»</w:t>
       </w:r>
       <w:r>
@@ -3333,7 +4354,184 @@
           <w:i w:val="0"/>
           <w:sz w:val="22"/>
         </w:rPr>
-        <w:t xml:space="preserve"> — 한국어 해설: 예세닌의 유명한 구절. 이리나가 이를 뒤집어, 크렘린에서는 '큰 것'만 보이고 사람의 얼굴은 이렇게 가까이 와야 보인다고 말한다. 이어지는 "잊으면 일깨워 달라"는 약속(7부 「비상대권의 유혹」의 복선)의 바탕이 된다 (장면 13).</w:t>
+        <w:t xml:space="preserve"> — 한국어 해설: 예세닌의 유명한 구절. 이리나가 이를 뒤집어, 크렘린에서는 '큰 것'만 보이고 사람의 얼굴은 이렇게 가까이 와야 보인다고 말한다. 이어지는 "잊으면 일깨워 달라"는 약속(7부 「비상대권의 유혹」의 복선)의 바탕이 된다 (장면 14).</w:t>
+      </w:r>
+    </w:p>
+    <w:p>
+      <w:pPr>
+        <w:keepNext/>
+        <w:spacing w:before="320" w:after="140"/>
+      </w:pPr>
+      <w:r>
+        <w:rPr>
+          <w:rFonts w:ascii="Times New Roman" w:hAnsi="Times New Roman" w:eastAsia="Malgun Gothic"/>
+          <w:b/>
+          <w:i w:val="0"/>
+          <w:color w:val="1F3864"/>
+          <w:sz w:val="26"/>
+        </w:rPr>
+        <w:t>생활 표현</w:t>
+      </w:r>
+    </w:p>
+    <w:p>
+      <w:pPr>
+        <w:spacing w:before="0" w:after="120"/>
+      </w:pPr>
+      <w:r>
+        <w:rPr>
+          <w:rFonts w:ascii="Times New Roman" w:hAnsi="Times New Roman" w:eastAsia="Malgun Gothic"/>
+          <w:b/>
+          <w:i w:val="0"/>
+          <w:sz w:val="22"/>
+        </w:rPr>
+        <w:t>«Полторашку»</w:t>
+      </w:r>
+      <w:r>
+        <w:rPr>
+          <w:rFonts w:ascii="Times New Roman" w:hAnsi="Times New Roman" w:eastAsia="Malgun Gothic"/>
+          <w:b w:val="0"/>
+          <w:i w:val="0"/>
+          <w:sz w:val="22"/>
+        </w:rPr>
+        <w:t xml:space="preserve"> — 한국어 해설: полторашка는 1.5리터짜리 페트병을 가리키는 구어(полтора литра에서). 가게·매점에서 물이나 음료를 살 때 아주 흔히 쓰고, 격식 있는 자리에서는 «бутылку полтора литра». 이리나가 역 매점에서. 장면 7.</w:t>
+      </w:r>
+    </w:p>
+    <w:p>
+      <w:pPr>
+        <w:spacing w:before="0" w:after="120"/>
+      </w:pPr>
+      <w:r>
+        <w:rPr>
+          <w:rFonts w:ascii="Times New Roman" w:hAnsi="Times New Roman" w:eastAsia="Malgun Gothic"/>
+          <w:b/>
+          <w:i w:val="0"/>
+          <w:sz w:val="22"/>
+        </w:rPr>
+        <w:t>«Пакетик дать?»</w:t>
+      </w:r>
+      <w:r>
+        <w:rPr>
+          <w:rFonts w:ascii="Times New Roman" w:hAnsi="Times New Roman" w:eastAsia="Malgun Gothic"/>
+          <w:b w:val="0"/>
+          <w:i w:val="0"/>
+          <w:sz w:val="22"/>
+        </w:rPr>
+        <w:t xml:space="preserve"> — 한국어 해설: “봉투 드릴까요?”. 계산대에서 점원이 묻는 말로, 지소형 пакетик이 말을 부드럽게 한다. 거절은 «Не надо, в руках донесу»(괜찮아요, 손에 들고 갈게요). 장면 7.</w:t>
+      </w:r>
+    </w:p>
+    <w:p>
+      <w:pPr>
+        <w:spacing w:before="0" w:after="120"/>
+      </w:pPr>
+      <w:r>
+        <w:rPr>
+          <w:rFonts w:ascii="Times New Roman" w:hAnsi="Times New Roman" w:eastAsia="Malgun Gothic"/>
+          <w:b/>
+          <w:i w:val="0"/>
+          <w:sz w:val="22"/>
+        </w:rPr>
+        <w:t>«стучите, не стесняйтесь»</w:t>
+      </w:r>
+      <w:r>
+        <w:rPr>
+          <w:rFonts w:ascii="Times New Roman" w:hAnsi="Times New Roman" w:eastAsia="Malgun Gothic"/>
+          <w:b w:val="0"/>
+          <w:i w:val="0"/>
+          <w:sz w:val="22"/>
+        </w:rPr>
+        <w:t xml:space="preserve"> — 한국어 해설: “(필요하면) 노크하세요, 어려워 말고요”. 차장·집주인·직원이 손님에게 편하게 부르라고 할 때 쓰는 친절한 말. 명령형 뒤 не стесняйтесь가 권유의 뉘앙스를 준다. 열차 차장(проводница)이. 장면 7.</w:t>
+      </w:r>
+    </w:p>
+    <w:p>
+      <w:pPr>
+        <w:spacing w:before="0" w:after="120"/>
+      </w:pPr>
+      <w:r>
+        <w:rPr>
+          <w:rFonts w:ascii="Times New Roman" w:hAnsi="Times New Roman" w:eastAsia="Malgun Gothic"/>
+          <w:b/>
+          <w:i w:val="0"/>
+          <w:sz w:val="22"/>
+        </w:rPr>
+        <w:t>«Вообще-то заселение с двух»</w:t>
+      </w:r>
+      <w:r>
+        <w:rPr>
+          <w:rFonts w:ascii="Times New Roman" w:hAnsi="Times New Roman" w:eastAsia="Malgun Gothic"/>
+          <w:b w:val="0"/>
+          <w:i w:val="0"/>
+          <w:sz w:val="22"/>
+        </w:rPr>
+        <w:t xml:space="preserve"> — 한국어 해설: “원래 체크인은 2시부터예요”. заселение/заселиться(체크인), выселение(체크아웃)은 러시아 호텔 필수 어휘. вообще-то는 “원칙적으로는 ~지만”이라며 예외를 암시하는 구어 불변화사. 호텔 관리인이. 장면 7.</w:t>
+      </w:r>
+    </w:p>
+    <w:p>
+      <w:pPr>
+        <w:spacing w:before="0" w:after="120"/>
+      </w:pPr>
+      <w:r>
+        <w:rPr>
+          <w:rFonts w:ascii="Times New Roman" w:hAnsi="Times New Roman" w:eastAsia="Malgun Gothic"/>
+          <w:b/>
+          <w:i w:val="0"/>
+          <w:sz w:val="22"/>
+        </w:rPr>
+        <w:t>«пусть стечёт немного»</w:t>
+      </w:r>
+      <w:r>
+        <w:rPr>
+          <w:rFonts w:ascii="Times New Roman" w:hAnsi="Times New Roman" w:eastAsia="Malgun Gothic"/>
+          <w:b w:val="0"/>
+          <w:i w:val="0"/>
+          <w:sz w:val="22"/>
+        </w:rPr>
+        <w:t xml:space="preserve"> — 한국어 해설: “(물을) 좀 흘려보내세요”. 오래된 건물에서 뜨거운 물이 나오기까지 틀어 두라는 생활 팁. стечь는 “흘러 빠지다”. 호텔 관리인이 손님에게. 장면 7.</w:t>
+      </w:r>
+    </w:p>
+    <w:p>
+      <w:pPr>
+        <w:spacing w:before="0" w:after="120"/>
+      </w:pPr>
+      <w:r>
+        <w:rPr>
+          <w:rFonts w:ascii="Times New Roman" w:hAnsi="Times New Roman" w:eastAsia="Malgun Gothic"/>
+          <w:b/>
+          <w:i w:val="0"/>
+          <w:sz w:val="22"/>
+        </w:rPr>
+        <w:t>«Закрывайте на здоровье»</w:t>
+      </w:r>
+      <w:r>
+        <w:rPr>
+          <w:rFonts w:ascii="Times New Roman" w:hAnsi="Times New Roman" w:eastAsia="Malgun Gothic"/>
+          <w:b w:val="0"/>
+          <w:i w:val="0"/>
+          <w:sz w:val="22"/>
+        </w:rPr>
+        <w:t xml:space="preserve"> — 한국어 해설: на здоровье는 “맛있게 드세요/천만에요” 외에, 명령형 뒤에서 “얼마든지 하세요, 마음껏”이라는 허락으로도 쓴다. 볼딘이 층을 통제하겠다고 하자 관리인이 선선히. 장면 7.</w:t>
+      </w:r>
+    </w:p>
+    <w:p>
+      <w:pPr>
+        <w:spacing w:before="0" w:after="120"/>
+      </w:pPr>
+      <w:r>
+        <w:rPr>
+          <w:rFonts w:ascii="Times New Roman" w:hAnsi="Times New Roman" w:eastAsia="Malgun Gothic"/>
+          <w:b/>
+          <w:i w:val="0"/>
+          <w:sz w:val="22"/>
+        </w:rPr>
+        <w:t>«Выселение во сколько?»</w:t>
+      </w:r>
+      <w:r>
+        <w:rPr>
+          <w:rFonts w:ascii="Times New Roman" w:hAnsi="Times New Roman" w:eastAsia="Malgun Gothic"/>
+          <w:b w:val="0"/>
+          <w:i w:val="0"/>
+          <w:sz w:val="22"/>
+        </w:rPr>
+        <w:t xml:space="preserve"> — 한국어 해설: “체크아웃은 몇 시예요?”. 호텔에서 가장 실용적인 질문. 답은 보통 «До двенадцати»(12시까지). 카탸가 관리인에게. 장면 7.</w:t>
       </w:r>
     </w:p>
     <w:p>
